--- a/t05_s3.docx
+++ b/t05_s3.docx
@@ -3,2168 +3,1698 @@
 <w:document xmlns:wpc="http://schemas.microsoft.com/office/word/2010/wordprocessingCanvas" xmlns:mo="http://schemas.microsoft.com/office/mac/office/2008/main" xmlns:mc="http://schemas.openxmlformats.org/markup-compatibility/2006" xmlns:mv="urn:schemas-microsoft-com:mac:vml" xmlns:o="urn:schemas-microsoft-com:office:office" xmlns:r="http://schemas.openxmlformats.org/officeDocument/2006/relationships" xmlns:m="http://schemas.openxmlformats.org/officeDocument/2006/math" xmlns:v="urn:schemas-microsoft-com:vml" xmlns:wp14="http://schemas.microsoft.com/office/word/2010/wordprocessingDrawing" xmlns:wp="http://schemas.openxmlformats.org/drawingml/2006/wordprocessingDrawing" xmlns:w10="urn:schemas-microsoft-com:office:word" xmlns:w="http://schemas.openxmlformats.org/wordprocessingml/2006/main" xmlns:w14="http://schemas.microsoft.com/office/word/2010/wordml" xmlns:wpg="http://schemas.microsoft.com/office/word/2010/wordprocessingGroup" xmlns:wpi="http://schemas.microsoft.com/office/word/2010/wordprocessingInk" xmlns:wne="http://schemas.microsoft.com/office/word/2006/wordml" xmlns:wps="http://schemas.microsoft.com/office/word/2010/wordprocessingShape" mc:Ignorable="w14 wp14">
   <w:body>
     <w:p>
-      <w:pPr>
-        <w:spacing w:after="20" w:before="120"/>
-      </w:pPr>
-      <w:r>
-        <w:rPr>
-          <w:b/>
-          <w:sz w:val="22"/>
-        </w:rPr>
-        <w:t>Question: A client in the immediate postoperative period after thyroidectomy develops stridor. Which condition does this indicate and what is the priority?</w:t>
-      </w:r>
-    </w:p>
-    <w:p>
-      <w:pPr>
-        <w:spacing w:after="0" w:before="0"/>
-      </w:pPr>
-      <w:r>
-        <w:rPr>
-          <w:b w:val="0"/>
-          <w:sz w:val="22"/>
-        </w:rPr>
-        <w:t>(a) Recurrent laryngeal nerve injury - reassure the client</w:t>
-      </w:r>
-    </w:p>
-    <w:p>
-      <w:pPr>
-        <w:spacing w:after="0" w:before="0"/>
-      </w:pPr>
-      <w:r>
-        <w:rPr>
-          <w:b w:val="0"/>
-          <w:sz w:val="22"/>
-        </w:rPr>
-        <w:t>(b) Normal postoperative hoarseness - continue to observe</w:t>
-      </w:r>
-    </w:p>
-    <w:p>
-      <w:pPr>
-        <w:spacing w:after="0" w:before="0"/>
-      </w:pPr>
-      <w:r>
-        <w:rPr>
-          <w:b w:val="0"/>
-          <w:sz w:val="22"/>
-        </w:rPr>
-        <w:t>(c) Hypocalcemia - check calcium level</w:t>
-      </w:r>
-    </w:p>
-    <w:p>
-      <w:pPr>
-        <w:spacing w:after="0" w:before="0"/>
-      </w:pPr>
-      <w:r>
-        <w:rPr>
-          <w:b w:val="0"/>
-          <w:sz w:val="22"/>
-        </w:rPr>
-        <w:t>(d) Laryngeal edema with airway obstruction - prepare for emergency airway management</w:t>
-      </w:r>
-    </w:p>
-    <w:p>
-      <w:pPr>
-        <w:spacing w:after="0" w:before="40"/>
-      </w:pPr>
-      <w:r>
-        <w:rPr>
-          <w:b/>
-          <w:sz w:val="22"/>
-        </w:rPr>
-        <w:t>Answer: d</w:t>
-      </w:r>
-    </w:p>
-    <w:p>
-      <w:pPr>
-        <w:spacing w:after="0" w:before="0"/>
-      </w:pPr>
-      <w:r>
-        <w:rPr>
-          <w:b w:val="0"/>
-          <w:sz w:val="21"/>
-        </w:rPr>
-        <w:t>Solution: Stridor is inspiratory crowing from laryngeal edema/obstruction; it is an emergency requiring immediate airway management (oxygen, and possible tracheostomy).</w:t>
-      </w:r>
-    </w:p>
-    <w:p>
-      <w:pPr>
-        <w:spacing w:after="0" w:before="0"/>
-      </w:pPr>
-      <w:r>
-        <w:rPr>
-          <w:b w:val="0"/>
-          <w:sz w:val="20"/>
-        </w:rPr>
-        <w:t>Positive Marks: 1</w:t>
-      </w:r>
-    </w:p>
-    <w:p>
-      <w:pPr>
-        <w:spacing w:after="160" w:before="0"/>
-      </w:pPr>
-      <w:r>
-        <w:rPr>
-          <w:b w:val="0"/>
-          <w:sz w:val="20"/>
-        </w:rPr>
-        <w:t>Negative Marks: 0.25</w:t>
-      </w:r>
-    </w:p>
-    <w:p>
-      <w:pPr>
-        <w:spacing w:after="20" w:before="120"/>
-      </w:pPr>
-      <w:r>
-        <w:rPr>
-          <w:b/>
-          <w:sz w:val="22"/>
-        </w:rPr>
-        <w:t>Question: What is the immediate priority nursing action following a needle stick injury from a HIV-positive patient?</w:t>
-      </w:r>
-    </w:p>
-    <w:p>
-      <w:pPr>
-        <w:spacing w:after="0" w:before="0"/>
-      </w:pPr>
-      <w:r>
-        <w:rPr>
-          <w:b w:val="0"/>
-          <w:sz w:val="22"/>
-        </w:rPr>
-        <w:t>(a) Suck out the blood</w:t>
-      </w:r>
-    </w:p>
-    <w:p>
-      <w:pPr>
-        <w:spacing w:after="0" w:before="0"/>
-      </w:pPr>
-      <w:r>
-        <w:rPr>
-          <w:b w:val="0"/>
-          <w:sz w:val="22"/>
-        </w:rPr>
-        <w:t>(b) Squeeze out the blood forcefully</w:t>
-      </w:r>
-    </w:p>
-    <w:p>
-      <w:pPr>
-        <w:spacing w:after="0" w:before="0"/>
-      </w:pPr>
-      <w:r>
-        <w:rPr>
-          <w:b w:val="0"/>
-          <w:sz w:val="22"/>
-        </w:rPr>
-        <w:t>(c) Give incision to the injury</w:t>
-      </w:r>
-    </w:p>
-    <w:p>
-      <w:pPr>
-        <w:spacing w:after="0" w:before="0"/>
-      </w:pPr>
-      <w:r>
-        <w:rPr>
-          <w:b w:val="0"/>
-          <w:sz w:val="22"/>
-        </w:rPr>
-        <w:t>(d) Wash immediately with soap and running water</w:t>
-      </w:r>
-    </w:p>
-    <w:p>
-      <w:pPr>
-        <w:spacing w:after="0" w:before="40"/>
-      </w:pPr>
-      <w:r>
-        <w:rPr>
-          <w:b/>
-          <w:sz w:val="22"/>
-        </w:rPr>
-        <w:t>Answer: d</w:t>
-      </w:r>
-    </w:p>
-    <w:p>
-      <w:pPr>
-        <w:spacing w:after="0" w:before="0"/>
-      </w:pPr>
-      <w:r>
-        <w:rPr>
-          <w:b w:val="0"/>
-          <w:sz w:val="21"/>
-        </w:rPr>
-        <w:t>Solution: Immediate management of occupational exposure involves washing the affected site thoroughly with soap and running water. Do not scrub or squeeze the wound.</w:t>
-      </w:r>
-    </w:p>
-    <w:p>
-      <w:pPr>
-        <w:spacing w:after="0" w:before="0"/>
-      </w:pPr>
-      <w:r>
-        <w:rPr>
-          <w:b w:val="0"/>
-          <w:sz w:val="20"/>
-        </w:rPr>
-        <w:t>Positive Marks: 1</w:t>
-      </w:r>
-    </w:p>
-    <w:p>
-      <w:pPr>
-        <w:spacing w:after="160" w:before="0"/>
-      </w:pPr>
-      <w:r>
-        <w:rPr>
-          <w:b w:val="0"/>
-          <w:sz w:val="20"/>
-        </w:rPr>
-        <w:t>Negative Marks: 0.25</w:t>
-      </w:r>
-    </w:p>
-    <w:p>
-      <w:pPr>
-        <w:spacing w:after="20" w:before="120"/>
-      </w:pPr>
-      <w:r>
-        <w:rPr>
-          <w:b/>
-          <w:sz w:val="22"/>
-        </w:rPr>
-        <w:t>Question: Absolute contraindicated of OCP in which condition?</w:t>
-      </w:r>
-    </w:p>
-    <w:p>
-      <w:pPr>
-        <w:spacing w:after="0" w:before="0"/>
-      </w:pPr>
-      <w:r>
-        <w:rPr>
-          <w:b w:val="0"/>
-          <w:sz w:val="22"/>
-        </w:rPr>
-        <w:t>(a) Venous thrombus</w:t>
-      </w:r>
-    </w:p>
-    <w:p>
-      <w:pPr>
-        <w:spacing w:after="0" w:before="0"/>
-      </w:pPr>
-      <w:r>
-        <w:rPr>
-          <w:b w:val="0"/>
-          <w:sz w:val="22"/>
-        </w:rPr>
-        <w:t>(b) Hypertension &amp; Diabetics</w:t>
-      </w:r>
-    </w:p>
-    <w:p>
-      <w:pPr>
-        <w:spacing w:after="0" w:before="0"/>
-      </w:pPr>
-      <w:r>
-        <w:rPr>
-          <w:b w:val="0"/>
-          <w:sz w:val="22"/>
-        </w:rPr>
-        <w:t>(c) Migraine with aura</w:t>
-      </w:r>
-    </w:p>
-    <w:p>
-      <w:pPr>
-        <w:spacing w:after="0" w:before="0"/>
-      </w:pPr>
-      <w:r>
-        <w:rPr>
-          <w:b w:val="0"/>
-          <w:sz w:val="22"/>
-        </w:rPr>
-        <w:t>(d) Pregnancy</w:t>
-      </w:r>
-    </w:p>
-    <w:p>
-      <w:pPr>
-        <w:spacing w:after="0" w:before="40"/>
-      </w:pPr>
-      <w:r>
-        <w:rPr>
-          <w:b/>
-          <w:sz w:val="22"/>
-        </w:rPr>
-        <w:t>Answer: d</w:t>
-      </w:r>
-    </w:p>
-    <w:p>
-      <w:pPr>
-        <w:spacing w:after="0" w:before="0"/>
-      </w:pPr>
-      <w:r>
-        <w:rPr>
-          <w:b w:val="0"/>
-          <w:sz w:val="21"/>
-        </w:rPr>
-        <w:t>Solution: Absolute contraindication of oral contraceptive pills (OCP) includes pregnancy (option D). OCPs contain synthetic hormones that regulate the menstrual cycle and prevent pregnancy. However, they should not be used during an existing pregnancy due to the potential risks to the developing fetus. OCPs are designed to prevent pregnancy, and their use during pregnancy is not indicated. It is important for healthcare providers to screen for pregnancy before initiating OCP use and advise women to discontinue OCPs if they become pregnant. Other contraindications to OCP use include a history of blood clots, certain types of cancers, liver disease, and uncontrolled hypertension.</w:t>
-      </w:r>
-    </w:p>
-    <w:p>
-      <w:pPr>
-        <w:spacing w:after="0" w:before="0"/>
-      </w:pPr>
-      <w:r>
-        <w:rPr>
-          <w:b w:val="0"/>
-          <w:sz w:val="20"/>
-        </w:rPr>
-        <w:t>Positive Marks: 1</w:t>
-      </w:r>
-    </w:p>
-    <w:p>
-      <w:pPr>
-        <w:spacing w:after="160" w:before="0"/>
-      </w:pPr>
-      <w:r>
-        <w:rPr>
-          <w:b w:val="0"/>
-          <w:sz w:val="20"/>
-        </w:rPr>
-        <w:t>Negative Marks: 0.25</w:t>
-      </w:r>
-    </w:p>
-    <w:p>
-      <w:pPr>
-        <w:spacing w:after="20" w:before="120"/>
-      </w:pPr>
-      <w:r>
-        <w:rPr>
-          <w:b/>
-          <w:sz w:val="22"/>
-        </w:rPr>
-        <w:t>Question: Cyanotic spell is seen in:</w:t>
-      </w:r>
-    </w:p>
-    <w:p>
-      <w:pPr>
-        <w:spacing w:after="0" w:before="0"/>
-      </w:pPr>
-      <w:r>
-        <w:rPr>
-          <w:b w:val="0"/>
-          <w:sz w:val="22"/>
-        </w:rPr>
-        <w:t>(a) Ventricular septal defect</w:t>
-      </w:r>
-    </w:p>
-    <w:p>
-      <w:pPr>
-        <w:spacing w:after="0" w:before="0"/>
-      </w:pPr>
-      <w:r>
-        <w:rPr>
-          <w:b w:val="0"/>
-          <w:sz w:val="22"/>
-        </w:rPr>
-        <w:t>(b) Atrial septal defect</w:t>
-      </w:r>
-    </w:p>
-    <w:p>
-      <w:pPr>
-        <w:spacing w:after="0" w:before="0"/>
-      </w:pPr>
-      <w:r>
-        <w:rPr>
-          <w:b w:val="0"/>
-          <w:sz w:val="22"/>
-        </w:rPr>
-        <w:t>(c) Trans position of arteries</w:t>
-      </w:r>
-    </w:p>
-    <w:p>
-      <w:pPr>
-        <w:spacing w:after="0" w:before="0"/>
-      </w:pPr>
-      <w:r>
-        <w:rPr>
-          <w:b w:val="0"/>
-          <w:sz w:val="22"/>
-        </w:rPr>
-        <w:t>(d) Tetralogy of Fallot</w:t>
-      </w:r>
-    </w:p>
-    <w:p>
-      <w:pPr>
-        <w:spacing w:after="0" w:before="40"/>
-      </w:pPr>
-      <w:r>
-        <w:rPr>
-          <w:b/>
-          <w:sz w:val="22"/>
-        </w:rPr>
-        <w:t>Answer: d</w:t>
-      </w:r>
-    </w:p>
-    <w:p>
-      <w:pPr>
-        <w:spacing w:after="0" w:before="0"/>
-      </w:pPr>
-      <w:r>
-        <w:rPr>
-          <w:b w:val="0"/>
-          <w:sz w:val="21"/>
-        </w:rPr>
-        <w:t>Solution: A cyanotic spell is seen in Tetralogy of Fallot. Tetralogy of Fallot is a congenital heart defect characterized by four specific abnormalities in the structure of the heart. These abnormalities include ventricular septal defect (VSD), pulmonary stenosis, overriding aorta, and right ventricular hypertrophy. During a cyanotic spell, also known as a "Tet spell," there is a sudden and severe decrease in blood flow to the lungs, leading to inadequate oxygenation of the blood. This results in cyanosis, or a bluish discoloration of the skin and mucous membranes. Cyanotic spells can be triggered by physical activity or agitation and require immediate medical attention. "Nelson Textbook of Pediatrics</w:t>
-      </w:r>
-    </w:p>
-    <w:p>
-      <w:pPr>
-        <w:spacing w:after="0" w:before="0"/>
-      </w:pPr>
-      <w:r>
-        <w:rPr>
-          <w:b w:val="0"/>
-          <w:sz w:val="20"/>
-        </w:rPr>
-        <w:t>Positive Marks: 1</w:t>
-      </w:r>
-    </w:p>
-    <w:p>
-      <w:pPr>
-        <w:spacing w:after="160" w:before="0"/>
-      </w:pPr>
-      <w:r>
-        <w:rPr>
-          <w:b w:val="0"/>
-          <w:sz w:val="20"/>
-        </w:rPr>
-        <w:t>Negative Marks: 0.25</w:t>
-      </w:r>
-    </w:p>
-    <w:p>
-      <w:pPr>
-        <w:spacing w:after="20" w:before="120"/>
-      </w:pPr>
-      <w:r>
-        <w:rPr>
-          <w:b/>
-          <w:sz w:val="22"/>
-        </w:rPr>
-        <w:t>Question: Which of the following are uncommon in schizophrenia?</w:t>
-      </w:r>
-    </w:p>
-    <w:p>
-      <w:pPr>
-        <w:spacing w:after="0" w:before="0"/>
-      </w:pPr>
-      <w:r>
-        <w:rPr>
-          <w:b w:val="0"/>
-          <w:sz w:val="22"/>
-        </w:rPr>
-        <w:t>(a) Visual hallucination</w:t>
-      </w:r>
-    </w:p>
-    <w:p>
-      <w:pPr>
-        <w:spacing w:after="0" w:before="0"/>
-      </w:pPr>
-      <w:r>
-        <w:rPr>
-          <w:b w:val="0"/>
-          <w:sz w:val="22"/>
-        </w:rPr>
-        <w:t>(b) Thought changes</w:t>
-      </w:r>
-    </w:p>
-    <w:p>
-      <w:pPr>
-        <w:spacing w:after="0" w:before="0"/>
-      </w:pPr>
-      <w:r>
-        <w:rPr>
-          <w:b w:val="0"/>
-          <w:sz w:val="22"/>
-        </w:rPr>
-        <w:t>(c) Thought Echo</w:t>
-      </w:r>
-    </w:p>
-    <w:p>
-      <w:pPr>
-        <w:spacing w:after="0" w:before="0"/>
-      </w:pPr>
-      <w:r>
-        <w:rPr>
-          <w:b w:val="0"/>
-          <w:sz w:val="22"/>
-        </w:rPr>
-        <w:t>(d) Behavioural changes</w:t>
-      </w:r>
-    </w:p>
-    <w:p>
-      <w:pPr>
-        <w:spacing w:after="0" w:before="40"/>
-      </w:pPr>
-      <w:r>
-        <w:rPr>
-          <w:b/>
-          <w:sz w:val="22"/>
-        </w:rPr>
-        <w:t>Answer: a</w:t>
-      </w:r>
-    </w:p>
-    <w:p>
-      <w:pPr>
-        <w:spacing w:after="0" w:before="0"/>
-      </w:pPr>
-      <w:r>
-        <w:rPr>
-          <w:b w:val="0"/>
-          <w:sz w:val="21"/>
-        </w:rPr>
-        <w:t>Solution: Visual hallucinations (option B) are uncommon in schizophrenia. Schizophrenia is a mental disorder characterized by abnormal thoughts, perceptions, emotions, and behaviors. The most common symptoms of schizophrenia include positive symptoms (e.g., delusions, hallucinations, disorganized speech) and negative symptoms (e.g., flat affect, social withdrawal, decreased motivation). While auditory hallucinations (such as hearing voices) are common in schizophrenia, visual hallucinations are relatively rare. Visual hallucinations are more commonly associated with other psychiatric disorders or medical conditions. It is important to differentiate between different types of hallucinations to guide appropriate diagnosis and treatment.</w:t>
-      </w:r>
-    </w:p>
-    <w:p>
-      <w:pPr>
-        <w:spacing w:after="0" w:before="0"/>
-      </w:pPr>
-      <w:r>
-        <w:rPr>
-          <w:b w:val="0"/>
-          <w:sz w:val="20"/>
-        </w:rPr>
-        <w:t>Positive Marks: 1</w:t>
-      </w:r>
-    </w:p>
-    <w:p>
-      <w:pPr>
-        <w:spacing w:after="160" w:before="0"/>
-      </w:pPr>
-      <w:r>
-        <w:rPr>
-          <w:b w:val="0"/>
-          <w:sz w:val="20"/>
-        </w:rPr>
-        <w:t>Negative Marks: 0.25</w:t>
-      </w:r>
-    </w:p>
-    <w:p>
-      <w:pPr>
-        <w:spacing w:after="20" w:before="120"/>
-      </w:pPr>
-      <w:r>
-        <w:rPr>
-          <w:b/>
-          <w:sz w:val="22"/>
-        </w:rPr>
-        <w:t>Question: Purpose of national deworming day?</w:t>
-      </w:r>
-    </w:p>
-    <w:p>
-      <w:pPr>
-        <w:spacing w:after="0" w:before="0"/>
-      </w:pPr>
-      <w:r>
-        <w:rPr>
-          <w:b w:val="0"/>
-          <w:sz w:val="22"/>
-        </w:rPr>
-        <w:t>(a) Improve IMR &amp; MMR</w:t>
-      </w:r>
-    </w:p>
-    <w:p>
-      <w:pPr>
-        <w:spacing w:after="0" w:before="0"/>
-      </w:pPr>
-      <w:r>
-        <w:rPr>
-          <w:b w:val="0"/>
-          <w:sz w:val="22"/>
-        </w:rPr>
-        <w:t>(b) Improve breast feeding</w:t>
-      </w:r>
-    </w:p>
-    <w:p>
-      <w:pPr>
-        <w:spacing w:after="0" w:before="0"/>
-      </w:pPr>
-      <w:r>
-        <w:rPr>
-          <w:b w:val="0"/>
-          <w:sz w:val="22"/>
-        </w:rPr>
-        <w:t>(c) Eradicate intestinal worms</w:t>
-      </w:r>
-    </w:p>
-    <w:p>
-      <w:pPr>
-        <w:spacing w:after="0" w:before="0"/>
-      </w:pPr>
-      <w:r>
-        <w:rPr>
-          <w:b w:val="0"/>
-          <w:sz w:val="22"/>
-        </w:rPr>
-        <w:t>(d) Eradicate poverty</w:t>
-      </w:r>
-    </w:p>
-    <w:p>
-      <w:pPr>
-        <w:spacing w:after="0" w:before="40"/>
-      </w:pPr>
-      <w:r>
-        <w:rPr>
-          <w:b/>
-          <w:sz w:val="22"/>
-        </w:rPr>
-        <w:t>Answer: b</w:t>
-      </w:r>
-    </w:p>
-    <w:p>
-      <w:pPr>
-        <w:spacing w:after="0" w:before="0"/>
-      </w:pPr>
-      <w:r>
-        <w:rPr>
-          <w:b w:val="0"/>
-          <w:sz w:val="21"/>
-        </w:rPr>
-        <w:t>Solution: The National Deworming Day is observed on February 10 every year. It is an initiative of Ministry of Health and Family Welfare, Government of India to make every child in the country worm free. The objective of National Deworming Day is to deworm all preschool and school-age children (enrolled and non-enrolled) between the ages of 1-19 years through the platform of schools and Anganwadi Centers in order to improve their overall health, nutritional status, access to education and quality of life.</w:t>
-      </w:r>
-    </w:p>
-    <w:p>
-      <w:pPr>
-        <w:spacing w:after="0" w:before="0"/>
-      </w:pPr>
-      <w:r>
-        <w:rPr>
-          <w:b w:val="0"/>
-          <w:sz w:val="20"/>
-        </w:rPr>
-        <w:t>Positive Marks: 1</w:t>
-      </w:r>
-    </w:p>
-    <w:p>
-      <w:pPr>
-        <w:spacing w:after="160" w:before="0"/>
-      </w:pPr>
-      <w:r>
-        <w:rPr>
-          <w:b w:val="0"/>
-          <w:sz w:val="20"/>
-        </w:rPr>
-        <w:t>Negative Marks: 0.25</w:t>
-      </w:r>
-    </w:p>
-    <w:p>
-      <w:pPr>
-        <w:spacing w:after="20" w:before="120"/>
-      </w:pPr>
-      <w:r>
-        <w:rPr>
-          <w:b/>
-          <w:sz w:val="22"/>
-        </w:rPr>
-        <w:t>Question: Caudal regression syndrome primarily affects which body system?</w:t>
-      </w:r>
-    </w:p>
-    <w:p>
-      <w:pPr>
-        <w:spacing w:after="0" w:before="0"/>
-      </w:pPr>
-      <w:r>
-        <w:rPr>
-          <w:b w:val="0"/>
-          <w:sz w:val="22"/>
-        </w:rPr>
-        <w:t>(a) Nervous system</w:t>
-      </w:r>
-    </w:p>
-    <w:p>
-      <w:pPr>
-        <w:spacing w:after="0" w:before="0"/>
-      </w:pPr>
-      <w:r>
-        <w:rPr>
-          <w:b w:val="0"/>
-          <w:sz w:val="22"/>
-        </w:rPr>
-        <w:t>(b) Musculoskeletal system</w:t>
-      </w:r>
-    </w:p>
-    <w:p>
-      <w:pPr>
-        <w:spacing w:after="0" w:before="0"/>
-      </w:pPr>
-      <w:r>
-        <w:rPr>
-          <w:b w:val="0"/>
-          <w:sz w:val="22"/>
-        </w:rPr>
-        <w:t>(c) Cardiovascular system</w:t>
-      </w:r>
-    </w:p>
-    <w:p>
-      <w:pPr>
-        <w:spacing w:after="0" w:before="0"/>
-      </w:pPr>
-      <w:r>
-        <w:rPr>
-          <w:b w:val="0"/>
-          <w:sz w:val="22"/>
-        </w:rPr>
-        <w:t>(d) Integumentry system</w:t>
-      </w:r>
-    </w:p>
-    <w:p>
-      <w:pPr>
-        <w:spacing w:after="0" w:before="40"/>
-      </w:pPr>
-      <w:r>
-        <w:rPr>
-          <w:b/>
-          <w:sz w:val="22"/>
-        </w:rPr>
-        <w:t>Answer: b</w:t>
-      </w:r>
-    </w:p>
-    <w:p>
-      <w:pPr>
-        <w:spacing w:after="0" w:before="0"/>
-      </w:pPr>
-      <w:r>
-        <w:rPr>
-          <w:b w:val="0"/>
-          <w:sz w:val="21"/>
-        </w:rPr>
-        <w:t>Solution: Caudal regression syndrome primarily affects the musculoskeletal system (option D). Caudal regression syndrome is a rare congenital disorder that involves abnormal development of the lower spine and other structures in the lower body. It is characterized by the absence or underdevelopment of the tailbone (coccyx) and varying degrees of malformation in the lower spine, pelvis, and lower extremities. The nervous system (option A) can also be affected, leading to neurological deficits, but the primary impact is on the musculoskeletal system. The cardiovascular system (option B) and integumentary system (option C) may be indirectly influenced by the skeletal and neural abnormalities.</w:t>
-      </w:r>
-    </w:p>
-    <w:p>
-      <w:pPr>
-        <w:spacing w:after="0" w:before="0"/>
-      </w:pPr>
-      <w:r>
-        <w:rPr>
-          <w:b w:val="0"/>
-          <w:sz w:val="20"/>
-        </w:rPr>
-        <w:t>Positive Marks: 1</w:t>
-      </w:r>
-    </w:p>
-    <w:p>
-      <w:pPr>
-        <w:spacing w:after="160" w:before="0"/>
-      </w:pPr>
-      <w:r>
-        <w:rPr>
-          <w:b w:val="0"/>
-          <w:sz w:val="20"/>
-        </w:rPr>
-        <w:t>Negative Marks: 0.25</w:t>
-      </w:r>
-    </w:p>
-    <w:p>
-      <w:pPr>
-        <w:spacing w:after="20" w:before="120"/>
-      </w:pPr>
-      <w:r>
-        <w:rPr>
-          <w:b/>
-          <w:sz w:val="22"/>
-        </w:rPr>
-        <w:t>Question: Which route is preferred for the second dose of DPT (Diphtheria, Pertussis, Tetanus) vaccine?</w:t>
-      </w:r>
-    </w:p>
-    <w:p>
-      <w:pPr>
-        <w:spacing w:after="0" w:before="0"/>
-      </w:pPr>
-      <w:r>
-        <w:rPr>
-          <w:b w:val="0"/>
-          <w:sz w:val="22"/>
-        </w:rPr>
-        <w:t>(a) Gluteal</w:t>
-      </w:r>
-    </w:p>
-    <w:p>
-      <w:pPr>
-        <w:spacing w:after="0" w:before="0"/>
-      </w:pPr>
-      <w:r>
-        <w:rPr>
-          <w:b w:val="0"/>
-          <w:sz w:val="22"/>
-        </w:rPr>
-        <w:t>(b) Lateralis femoris</w:t>
-      </w:r>
-    </w:p>
-    <w:p>
-      <w:pPr>
-        <w:spacing w:after="0" w:before="0"/>
-      </w:pPr>
-      <w:r>
-        <w:rPr>
-          <w:b w:val="0"/>
-          <w:sz w:val="22"/>
-        </w:rPr>
-        <w:t>(c) Vastus lateralis</w:t>
-      </w:r>
-    </w:p>
-    <w:p>
-      <w:pPr>
-        <w:spacing w:after="0" w:before="0"/>
-      </w:pPr>
-      <w:r>
-        <w:rPr>
-          <w:b w:val="0"/>
-          <w:sz w:val="22"/>
-        </w:rPr>
-        <w:t>(d) Deltoid</w:t>
-      </w:r>
-    </w:p>
-    <w:p>
-      <w:pPr>
-        <w:spacing w:after="0" w:before="40"/>
-      </w:pPr>
-      <w:r>
-        <w:rPr>
-          <w:b/>
-          <w:sz w:val="22"/>
-        </w:rPr>
-        <w:t>Answer: c</w:t>
-      </w:r>
-    </w:p>
-    <w:p>
-      <w:pPr>
-        <w:spacing w:after="0" w:before="0"/>
-      </w:pPr>
-      <w:r>
-        <w:rPr>
-          <w:b w:val="0"/>
-          <w:sz w:val="21"/>
-        </w:rPr>
-        <w:t>Solution: The preferred route for the second dose of the DPT (Diphtheria, Pertussis, Tetanus) vaccine is the vastus lateralis muscle (option a). The vastus lateralis is one of the recommended sites for administering vaccines in infants and young children. It is located on the anterolateral aspect of the thigh and provides a suitable target for intramuscular injections. The DPT vaccine is typically given as a series of doses to provide immunity against diphtheria, pertussis (whooping cough), and tetanus. Ensuring proper injection technique, including appropriate site selection, is important for optimizing vaccine delivery and minimizing potential complications.</w:t>
-      </w:r>
-    </w:p>
-    <w:p>
-      <w:pPr>
-        <w:spacing w:after="0" w:before="0"/>
-      </w:pPr>
-      <w:r>
-        <w:rPr>
-          <w:b w:val="0"/>
-          <w:sz w:val="20"/>
-        </w:rPr>
-        <w:t>Positive Marks: 1</w:t>
-      </w:r>
-    </w:p>
-    <w:p>
-      <w:pPr>
-        <w:spacing w:after="160" w:before="0"/>
-      </w:pPr>
-      <w:r>
-        <w:rPr>
-          <w:b w:val="0"/>
-          <w:sz w:val="20"/>
-        </w:rPr>
-        <w:t>Negative Marks: 0.25</w:t>
-      </w:r>
-    </w:p>
-    <w:p>
-      <w:pPr>
-        <w:spacing w:after="20" w:before="120"/>
-      </w:pPr>
-      <w:r>
-        <w:rPr>
-          <w:b/>
-          <w:sz w:val="22"/>
-        </w:rPr>
-        <w:t>Question: The nurse is caring for a client 2 hours after an ischemic stroke. Which assessment finding indicates increased intracranial pressure and needs IMMEDIATE action?</w:t>
-      </w:r>
-    </w:p>
-    <w:p>
-      <w:pPr>
-        <w:spacing w:after="0" w:before="0"/>
-      </w:pPr>
-      <w:r>
-        <w:rPr>
-          <w:b w:val="0"/>
-          <w:sz w:val="22"/>
-        </w:rPr>
-        <w:t>(a) Pupils unequal and sluggish to react</w:t>
-      </w:r>
-    </w:p>
-    <w:p>
-      <w:pPr>
-        <w:spacing w:after="0" w:before="0"/>
-      </w:pPr>
-      <w:r>
-        <w:rPr>
-          <w:b w:val="0"/>
-          <w:sz w:val="22"/>
-        </w:rPr>
-        <w:t>(b) Blood pressure 150/90 mm Hg</w:t>
-      </w:r>
-    </w:p>
-    <w:p>
-      <w:pPr>
-        <w:spacing w:after="0" w:before="0"/>
-      </w:pPr>
-      <w:r>
-        <w:rPr>
-          <w:b w:val="0"/>
-          <w:sz w:val="22"/>
-        </w:rPr>
-        <w:t>(c) Mild expressive aphasia</w:t>
-      </w:r>
-    </w:p>
-    <w:p>
-      <w:pPr>
-        <w:spacing w:after="0" w:before="0"/>
-      </w:pPr>
-      <w:r>
-        <w:rPr>
-          <w:b w:val="0"/>
-          <w:sz w:val="22"/>
-        </w:rPr>
-        <w:t>(d) Right-sided hemiparesis</w:t>
-      </w:r>
-    </w:p>
-    <w:p>
-      <w:pPr>
-        <w:spacing w:after="0" w:before="40"/>
-      </w:pPr>
-      <w:r>
-        <w:rPr>
-          <w:b/>
-          <w:sz w:val="22"/>
-        </w:rPr>
-        <w:t>Answer: a</w:t>
-      </w:r>
-    </w:p>
-    <w:p>
-      <w:pPr>
-        <w:spacing w:after="0" w:before="0"/>
-      </w:pPr>
-      <w:r>
-        <w:rPr>
-          <w:b w:val="0"/>
-          <w:sz w:val="21"/>
-        </w:rPr>
-        <w:t>Solution: Unequal, sluggish pupils are a late and ominous sign of rising intracranial pressure (uncal herniation); the other options are expected stroke deficits.</w:t>
-      </w:r>
-    </w:p>
-    <w:p>
-      <w:pPr>
-        <w:spacing w:after="0" w:before="0"/>
-      </w:pPr>
-      <w:r>
-        <w:rPr>
-          <w:b w:val="0"/>
-          <w:sz w:val="20"/>
-        </w:rPr>
-        <w:t>Positive Marks: 1</w:t>
-      </w:r>
-    </w:p>
-    <w:p>
-      <w:pPr>
-        <w:spacing w:after="160" w:before="0"/>
-      </w:pPr>
-      <w:r>
-        <w:rPr>
-          <w:b w:val="0"/>
-          <w:sz w:val="20"/>
-        </w:rPr>
-        <w:t>Negative Marks: 0.25</w:t>
-      </w:r>
-    </w:p>
-    <w:p>
-      <w:pPr>
-        <w:spacing w:after="20" w:before="120"/>
-      </w:pPr>
-      <w:r>
-        <w:rPr>
-          <w:b/>
-          <w:sz w:val="22"/>
-        </w:rPr>
-        <w:t>Question: A child comes to the emergency department with frequent loose motions for one day, normal vital signs and no dehydration (skin pinch returns within 2 seconds). What is the priority nursing action?</w:t>
-      </w:r>
-    </w:p>
-    <w:p>
-      <w:pPr>
-        <w:spacing w:after="0" w:before="0"/>
-      </w:pPr>
-      <w:r>
-        <w:rPr>
-          <w:b w:val="0"/>
-          <w:sz w:val="22"/>
-        </w:rPr>
-        <w:t>(a) Admit to the ICU</w:t>
-      </w:r>
-    </w:p>
-    <w:p>
-      <w:pPr>
-        <w:spacing w:after="0" w:before="0"/>
-      </w:pPr>
-      <w:r>
-        <w:rPr>
-          <w:b w:val="0"/>
-          <w:sz w:val="22"/>
-        </w:rPr>
-        <w:t>(b) IV fluids</w:t>
-      </w:r>
-    </w:p>
-    <w:p>
-      <w:pPr>
-        <w:spacing w:after="0" w:before="0"/>
-      </w:pPr>
-      <w:r>
-        <w:rPr>
-          <w:b w:val="0"/>
-          <w:sz w:val="22"/>
-        </w:rPr>
-        <w:t>(c) Reassure the parents that no treatment is needed</w:t>
-      </w:r>
-    </w:p>
-    <w:p>
-      <w:pPr>
-        <w:spacing w:after="0" w:before="0"/>
-      </w:pPr>
-      <w:r>
-        <w:rPr>
-          <w:b w:val="0"/>
-          <w:sz w:val="22"/>
-        </w:rPr>
-        <w:t>(d) ORS and zinc supplementation</w:t>
-      </w:r>
-    </w:p>
-    <w:p>
-      <w:pPr>
-        <w:spacing w:after="0" w:before="40"/>
-      </w:pPr>
-      <w:r>
-        <w:rPr>
-          <w:b/>
-          <w:sz w:val="22"/>
-        </w:rPr>
-        <w:t>Answer: d</w:t>
-      </w:r>
-    </w:p>
-    <w:p>
-      <w:pPr>
-        <w:spacing w:after="0" w:before="0"/>
-      </w:pPr>
-      <w:r>
-        <w:rPr>
-          <w:b w:val="0"/>
-          <w:sz w:val="21"/>
-        </w:rPr>
-        <w:t>Solution: For acute watery diarrhoea without dehydration, ORS and zinc supplementation are given to prevent dehydration; IV fluids and admission are needed only if dehydration develops.</w:t>
-      </w:r>
-    </w:p>
-    <w:p>
-      <w:pPr>
-        <w:spacing w:after="0" w:before="0"/>
-      </w:pPr>
-      <w:r>
-        <w:rPr>
-          <w:b w:val="0"/>
-          <w:sz w:val="20"/>
-        </w:rPr>
-        <w:t>Positive Marks: 1</w:t>
-      </w:r>
-    </w:p>
-    <w:p>
-      <w:pPr>
-        <w:spacing w:after="160" w:before="0"/>
-      </w:pPr>
-      <w:r>
-        <w:rPr>
-          <w:b w:val="0"/>
-          <w:sz w:val="20"/>
-        </w:rPr>
-        <w:t>Negative Marks: 0.25</w:t>
-      </w:r>
-    </w:p>
-    <w:p>
-      <w:pPr>
-        <w:spacing w:after="20" w:before="120"/>
-      </w:pPr>
-      <w:r>
-        <w:rPr>
-          <w:b/>
-          <w:sz w:val="22"/>
-        </w:rPr>
-        <w:t>Question: Who discovered the nasal COVID vaccine?</w:t>
-      </w:r>
-    </w:p>
-    <w:p>
-      <w:pPr>
-        <w:spacing w:after="0" w:before="0"/>
-      </w:pPr>
-      <w:r>
-        <w:rPr>
-          <w:b w:val="0"/>
-          <w:sz w:val="22"/>
-        </w:rPr>
-        <w:t>(a) AstraZeneca</w:t>
-      </w:r>
-    </w:p>
-    <w:p>
-      <w:pPr>
-        <w:spacing w:after="0" w:before="0"/>
-      </w:pPr>
-      <w:r>
-        <w:rPr>
-          <w:b w:val="0"/>
-          <w:sz w:val="22"/>
-        </w:rPr>
-        <w:t>(b) National Institute of Virology</w:t>
-      </w:r>
-    </w:p>
-    <w:p>
-      <w:pPr>
-        <w:spacing w:after="0" w:before="0"/>
-      </w:pPr>
-      <w:r>
-        <w:rPr>
-          <w:b w:val="0"/>
-          <w:sz w:val="22"/>
-        </w:rPr>
-        <w:t>(c) Serum institute of India</w:t>
-      </w:r>
-    </w:p>
-    <w:p>
-      <w:pPr>
-        <w:spacing w:after="0" w:before="0"/>
-      </w:pPr>
-      <w:r>
-        <w:rPr>
-          <w:b w:val="0"/>
-          <w:sz w:val="22"/>
-        </w:rPr>
-        <w:t>(d) Bharat biotech</w:t>
-      </w:r>
-    </w:p>
-    <w:p>
-      <w:pPr>
-        <w:spacing w:after="0" w:before="40"/>
-      </w:pPr>
-      <w:r>
-        <w:rPr>
-          <w:b/>
-          <w:sz w:val="22"/>
-        </w:rPr>
-        <w:t>Answer: d</w:t>
-      </w:r>
-    </w:p>
-    <w:p>
-      <w:pPr>
-        <w:spacing w:after="0" w:before="0"/>
-      </w:pPr>
-      <w:r>
-        <w:rPr>
-          <w:b w:val="0"/>
-          <w:sz w:val="21"/>
-        </w:rPr>
-        <w:t>Solution: The nasal COVID vaccine was discovered by Bharat Biotech. Bharat Biotech, an Indian biotechnology company, developed and manufactured a nasal vaccine for COVID-19. The vaccine, named Covaxin, is administered through the intranasal route, utilizing the nasal mucosa to stimulate an immune response against the SARS-CoV-2 virus. Covaxin has undergone clinical trials and received regulatory approvals for emergency use. The development of nasal vaccines offers an alternative and potentially more covid convenient method of immunization, particularly for individuals who may have difficulty with traditional intramuscular injections.</w:t>
-      </w:r>
-    </w:p>
-    <w:p>
-      <w:pPr>
-        <w:spacing w:after="0" w:before="0"/>
-      </w:pPr>
-      <w:r>
-        <w:rPr>
-          <w:b w:val="0"/>
-          <w:sz w:val="20"/>
-        </w:rPr>
-        <w:t>Positive Marks: 1</w:t>
-      </w:r>
-    </w:p>
-    <w:p>
-      <w:pPr>
-        <w:spacing w:after="160" w:before="0"/>
-      </w:pPr>
-      <w:r>
-        <w:rPr>
-          <w:b w:val="0"/>
-          <w:sz w:val="20"/>
-        </w:rPr>
-        <w:t>Negative Marks: 0.25</w:t>
-      </w:r>
-    </w:p>
-    <w:p>
-      <w:pPr>
-        <w:spacing w:after="20" w:before="120"/>
-      </w:pPr>
-      <w:r>
-        <w:rPr>
-          <w:b/>
-          <w:sz w:val="22"/>
-        </w:rPr>
-        <w:t>Question: Which site is most commonly affected in Trichotillomania?</w:t>
-      </w:r>
-    </w:p>
-    <w:p>
-      <w:pPr>
-        <w:spacing w:after="0" w:before="0"/>
-      </w:pPr>
-      <w:r>
-        <w:rPr>
-          <w:b w:val="0"/>
-          <w:sz w:val="22"/>
-        </w:rPr>
-        <w:t>(a) Axillary hair</w:t>
-      </w:r>
-    </w:p>
-    <w:p>
-      <w:pPr>
-        <w:spacing w:after="0" w:before="0"/>
-      </w:pPr>
-      <w:r>
-        <w:rPr>
-          <w:b w:val="0"/>
-          <w:sz w:val="22"/>
-        </w:rPr>
-        <w:t>(b) Eyebrow</w:t>
-      </w:r>
-    </w:p>
-    <w:p>
-      <w:pPr>
-        <w:spacing w:after="0" w:before="0"/>
-      </w:pPr>
-      <w:r>
-        <w:rPr>
-          <w:b w:val="0"/>
-          <w:sz w:val="22"/>
-        </w:rPr>
-        <w:t>(c) Pubic hair</w:t>
-      </w:r>
-    </w:p>
-    <w:p>
-      <w:pPr>
-        <w:spacing w:after="0" w:before="0"/>
-      </w:pPr>
-      <w:r>
-        <w:rPr>
-          <w:b w:val="0"/>
-          <w:sz w:val="22"/>
-        </w:rPr>
-        <w:t>(d) Scalp hair</w:t>
-      </w:r>
-    </w:p>
-    <w:p>
-      <w:pPr>
-        <w:spacing w:after="0" w:before="40"/>
-      </w:pPr>
-      <w:r>
-        <w:rPr>
-          <w:b/>
-          <w:sz w:val="22"/>
-        </w:rPr>
-        <w:t>Answer: d</w:t>
-      </w:r>
-    </w:p>
-    <w:p>
-      <w:pPr>
-        <w:spacing w:after="0" w:before="0"/>
-      </w:pPr>
-      <w:r>
-        <w:rPr>
-          <w:b w:val="0"/>
-          <w:sz w:val="21"/>
-        </w:rPr>
-        <w:t>Solution: The most commonly affected site in Trichotillomania, a hair-pulling disorder, is the scalp hair. Trichotillomania is characterized by an irresistible urge to pull out one's own hair, leading to noticeable hair loss and resulting in significant distress or impairment in functioning. While hair can be pulled from various areas of the body, including pubic hair, axillary hair, and eyebrows, the scalp is typically the most commonly affected site. Individuals with Trichotillomania may exhibit hair-pulling behaviors in response to specific triggers or as a way to alleviate tension or anxiety.</w:t>
-      </w:r>
-    </w:p>
-    <w:p>
-      <w:pPr>
-        <w:spacing w:after="0" w:before="0"/>
-      </w:pPr>
-      <w:r>
-        <w:rPr>
-          <w:b w:val="0"/>
-          <w:sz w:val="20"/>
-        </w:rPr>
-        <w:t>Positive Marks: 1</w:t>
-      </w:r>
-    </w:p>
-    <w:p>
-      <w:pPr>
-        <w:spacing w:after="160" w:before="0"/>
-      </w:pPr>
-      <w:r>
-        <w:rPr>
-          <w:b w:val="0"/>
-          <w:sz w:val="20"/>
-        </w:rPr>
-        <w:t>Negative Marks: 0.25</w:t>
-      </w:r>
-    </w:p>
-    <w:p>
-      <w:pPr>
-        <w:spacing w:after="20" w:before="120"/>
-      </w:pPr>
-      <w:r>
-        <w:rPr>
-          <w:b/>
-          <w:sz w:val="22"/>
-        </w:rPr>
-        <w:t>Question: Which component is NOT included in the Physical Quality of Life Index (PQLI)?</w:t>
-      </w:r>
-    </w:p>
-    <w:p>
-      <w:pPr>
-        <w:spacing w:after="0" w:before="0"/>
-      </w:pPr>
-      <w:r>
-        <w:rPr>
-          <w:b w:val="0"/>
-          <w:sz w:val="22"/>
-        </w:rPr>
-        <w:t>(a) Life expectancy at one</w:t>
-      </w:r>
-    </w:p>
-    <w:p>
-      <w:pPr>
-        <w:spacing w:after="0" w:before="0"/>
-      </w:pPr>
-      <w:r>
-        <w:rPr>
-          <w:b w:val="0"/>
-          <w:sz w:val="22"/>
-        </w:rPr>
-        <w:t>(b) IMR</w:t>
-      </w:r>
-    </w:p>
-    <w:p>
-      <w:pPr>
-        <w:spacing w:after="0" w:before="0"/>
-      </w:pPr>
-      <w:r>
-        <w:rPr>
-          <w:b w:val="0"/>
-          <w:sz w:val="22"/>
-        </w:rPr>
-        <w:t>(c) Per capita Income</w:t>
-      </w:r>
-    </w:p>
-    <w:p>
-      <w:pPr>
-        <w:spacing w:after="0" w:before="0"/>
-      </w:pPr>
-      <w:r>
-        <w:rPr>
-          <w:b w:val="0"/>
-          <w:sz w:val="22"/>
-        </w:rPr>
-        <w:t>(d) Basic literacy rate</w:t>
-      </w:r>
-    </w:p>
-    <w:p>
-      <w:pPr>
-        <w:spacing w:after="0" w:before="40"/>
-      </w:pPr>
-      <w:r>
-        <w:rPr>
-          <w:b/>
-          <w:sz w:val="22"/>
-        </w:rPr>
-        <w:t>Answer: c</w:t>
-      </w:r>
-    </w:p>
-    <w:p>
-      <w:pPr>
-        <w:spacing w:after="0" w:before="0"/>
-      </w:pPr>
-      <w:r>
-        <w:rPr>
-          <w:b w:val="0"/>
-          <w:sz w:val="21"/>
-        </w:rPr>
-        <w:t>Solution: The component NOT included in the Physical Quality of Life Index (PQLI) is per capita income. The PQLI is a composite index used to measure the quality of life in different countries. It incorporates three basic components: life expectancy at birth, infant mortality rate (IMR), and basic literacy rate. These components provide insights into the overall health, education, and well-being of the population. However, per capita income, although an important indicator of economic well-being, is not included in the PQLI.</w:t>
-      </w:r>
-    </w:p>
-    <w:p>
-      <w:pPr>
-        <w:spacing w:after="0" w:before="0"/>
-      </w:pPr>
-      <w:r>
-        <w:rPr>
-          <w:b w:val="0"/>
-          <w:sz w:val="20"/>
-        </w:rPr>
-        <w:t>Positive Marks: 1</w:t>
-      </w:r>
-    </w:p>
-    <w:p>
-      <w:pPr>
-        <w:spacing w:after="160" w:before="0"/>
-      </w:pPr>
-      <w:r>
-        <w:rPr>
-          <w:b w:val="0"/>
-          <w:sz w:val="20"/>
-        </w:rPr>
-        <w:t>Negative Marks: 0.25</w:t>
-      </w:r>
-    </w:p>
-    <w:p>
-      <w:pPr>
-        <w:spacing w:after="20" w:before="120"/>
-      </w:pPr>
-      <w:r>
-        <w:rPr>
-          <w:b/>
-          <w:sz w:val="22"/>
-        </w:rPr>
-        <w:t>Question: A nurse is preparing the client's morning NPH insulin dose and notices a clumpy precipitate inside the insulin vial. The nurse should:</w:t>
-      </w:r>
-    </w:p>
-    <w:p>
-      <w:pPr>
-        <w:spacing w:after="0" w:before="0"/>
-      </w:pPr>
-      <w:r>
-        <w:rPr>
-          <w:b w:val="0"/>
-          <w:sz w:val="22"/>
-        </w:rPr>
-        <w:t>(a) Warm the bottle under running water to dissolve the clump.</w:t>
-      </w:r>
-    </w:p>
-    <w:p>
-      <w:pPr>
-        <w:spacing w:after="0" w:before="0"/>
-      </w:pPr>
-      <w:r>
-        <w:rPr>
-          <w:b w:val="0"/>
-          <w:sz w:val="22"/>
-        </w:rPr>
-        <w:t>(b) Draw the dose from a new vial.</w:t>
-      </w:r>
-    </w:p>
-    <w:p>
-      <w:pPr>
-        <w:spacing w:after="0" w:before="0"/>
-      </w:pPr>
-      <w:r>
-        <w:rPr>
-          <w:b w:val="0"/>
-          <w:sz w:val="22"/>
-        </w:rPr>
-        <w:t>(c) Shake the vial in an attempt to disperse the clumps.</w:t>
-      </w:r>
-    </w:p>
-    <w:p>
-      <w:pPr>
-        <w:spacing w:after="0" w:before="0"/>
-      </w:pPr>
-      <w:r>
-        <w:rPr>
-          <w:b w:val="0"/>
-          <w:sz w:val="22"/>
-        </w:rPr>
-        <w:t>(d) Draw up and administer the dose.</w:t>
-      </w:r>
-    </w:p>
-    <w:p>
-      <w:pPr>
-        <w:spacing w:after="0" w:before="40"/>
-      </w:pPr>
-      <w:r>
-        <w:rPr>
-          <w:b/>
-          <w:sz w:val="22"/>
-        </w:rPr>
-        <w:t>Answer: b</w:t>
-      </w:r>
-    </w:p>
-    <w:p>
-      <w:pPr>
-        <w:spacing w:after="0" w:before="0"/>
-      </w:pPr>
-      <w:r>
-        <w:rPr>
-          <w:b w:val="0"/>
-          <w:sz w:val="21"/>
-        </w:rPr>
-        <w:t>Solution: Clumping/precipitate in NPH insulin indicates loss of potency - discard the vial and draw the dose from a new vial.</w:t>
-      </w:r>
-    </w:p>
-    <w:p>
-      <w:pPr>
-        <w:spacing w:after="0" w:before="0"/>
-      </w:pPr>
-      <w:r>
-        <w:rPr>
-          <w:b w:val="0"/>
-          <w:sz w:val="20"/>
-        </w:rPr>
-        <w:t>Positive Marks: 1</w:t>
-      </w:r>
-    </w:p>
-    <w:p>
-      <w:pPr>
-        <w:spacing w:after="160" w:before="0"/>
-      </w:pPr>
-      <w:r>
-        <w:rPr>
-          <w:b w:val="0"/>
-          <w:sz w:val="20"/>
-        </w:rPr>
-        <w:t>Negative Marks: 0.25</w:t>
-      </w:r>
-    </w:p>
-    <w:p>
-      <w:pPr>
-        <w:spacing w:after="20" w:before="120"/>
-      </w:pPr>
-      <w:r>
-        <w:rPr>
-          <w:b/>
-          <w:sz w:val="22"/>
-        </w:rPr>
-        <w:t>Question: Immediately following normal third stage delivery, where should the uterine fundus be palpated?</w:t>
-      </w:r>
-    </w:p>
-    <w:p>
-      <w:pPr>
-        <w:spacing w:after="0" w:before="0"/>
-      </w:pPr>
-      <w:r>
-        <w:rPr>
-          <w:b w:val="0"/>
-          <w:sz w:val="22"/>
-        </w:rPr>
-        <w:t>(a) At xiphoid process</w:t>
-      </w:r>
-    </w:p>
-    <w:p>
-      <w:pPr>
-        <w:spacing w:after="0" w:before="0"/>
-      </w:pPr>
-      <w:r>
-        <w:rPr>
-          <w:b w:val="0"/>
-          <w:sz w:val="22"/>
-        </w:rPr>
-        <w:t>(b) Above umbilicus</w:t>
-      </w:r>
-    </w:p>
-    <w:p>
-      <w:pPr>
-        <w:spacing w:after="0" w:before="0"/>
-      </w:pPr>
-      <w:r>
-        <w:rPr>
-          <w:b w:val="0"/>
-          <w:sz w:val="22"/>
-        </w:rPr>
-        <w:t>(c) Below symphysis pubis</w:t>
-      </w:r>
-    </w:p>
-    <w:p>
-      <w:pPr>
-        <w:spacing w:after="0" w:before="0"/>
-      </w:pPr>
-      <w:r>
-        <w:rPr>
-          <w:b w:val="0"/>
-          <w:sz w:val="22"/>
-        </w:rPr>
-        <w:t>(d) Midway between symphysis pubis and umbilicus (or at level of umbilicus)</w:t>
-      </w:r>
-    </w:p>
-    <w:p>
-      <w:pPr>
-        <w:spacing w:after="0" w:before="40"/>
-      </w:pPr>
-      <w:r>
-        <w:rPr>
-          <w:b/>
-          <w:sz w:val="22"/>
-        </w:rPr>
-        <w:t>Answer: d</w:t>
-      </w:r>
-    </w:p>
-    <w:p>
-      <w:pPr>
-        <w:spacing w:after="0" w:before="0"/>
-      </w:pPr>
-      <w:r>
-        <w:rPr>
-          <w:b w:val="0"/>
-          <w:sz w:val="21"/>
-        </w:rPr>
-        <w:t>Solution: Immediately after placental delivery, the firmly contracted uterine fundus is palpated at or 1-2 cm below the level of the umbilicus.</w:t>
-      </w:r>
-    </w:p>
-    <w:p>
-      <w:pPr>
-        <w:spacing w:after="0" w:before="0"/>
-      </w:pPr>
-      <w:r>
-        <w:rPr>
-          <w:b w:val="0"/>
-          <w:sz w:val="20"/>
-        </w:rPr>
-        <w:t>Positive Marks: 1</w:t>
-      </w:r>
-    </w:p>
-    <w:p>
-      <w:pPr>
-        <w:spacing w:after="160" w:before="0"/>
-      </w:pPr>
-      <w:r>
-        <w:rPr>
-          <w:b w:val="0"/>
-          <w:sz w:val="20"/>
-        </w:rPr>
-        <w:t>Negative Marks: 0.25</w:t>
-      </w:r>
-    </w:p>
-    <w:p>
-      <w:pPr>
-        <w:spacing w:after="20" w:before="120"/>
-      </w:pPr>
-      <w:r>
-        <w:rPr>
-          <w:b/>
-          <w:sz w:val="22"/>
-        </w:rPr>
-        <w:t>Question: A mother calls the emergency room (ER) frantically reporting that her 3-year-old girl child has found eating pills out of a bottle in the medicine cabinet. Which action should the emergency room nurse suggest to the mother?</w:t>
-      </w:r>
-    </w:p>
-    <w:p>
-      <w:pPr>
-        <w:spacing w:after="0" w:before="0"/>
-      </w:pPr>
-      <w:r>
-        <w:rPr>
-          <w:b w:val="0"/>
-          <w:sz w:val="22"/>
-        </w:rPr>
-        <w:t>(a) Give the child 1 cup of water to induce vomiting</w:t>
-      </w:r>
-    </w:p>
-    <w:p>
-      <w:pPr>
-        <w:spacing w:after="0" w:before="0"/>
-      </w:pPr>
-      <w:r>
-        <w:rPr>
-          <w:b w:val="0"/>
-          <w:sz w:val="22"/>
-        </w:rPr>
-        <w:t>(b) Bring the child to the emergency department immediately</w:t>
-      </w:r>
-    </w:p>
-    <w:p>
-      <w:pPr>
-        <w:spacing w:after="0" w:before="0"/>
-      </w:pPr>
-      <w:r>
-        <w:rPr>
-          <w:b w:val="0"/>
-          <w:sz w:val="22"/>
-        </w:rPr>
-        <w:t>(c) Give the child 15 ml of syrup of ipecac immediately</w:t>
-      </w:r>
-    </w:p>
-    <w:p>
-      <w:pPr>
-        <w:spacing w:after="0" w:before="0"/>
-      </w:pPr>
-      <w:r>
-        <w:rPr>
-          <w:b w:val="0"/>
-          <w:sz w:val="22"/>
-        </w:rPr>
-        <w:t>(d) Give the child 10 ml of syrup of ipecac with a sip of water</w:t>
-      </w:r>
-    </w:p>
-    <w:p>
-      <w:pPr>
-        <w:spacing w:after="0" w:before="40"/>
-      </w:pPr>
-      <w:r>
-        <w:rPr>
-          <w:b/>
-          <w:sz w:val="22"/>
-        </w:rPr>
-        <w:t>Answer: b</w:t>
-      </w:r>
-    </w:p>
-    <w:p>
-      <w:pPr>
-        <w:spacing w:after="0" w:before="0"/>
-      </w:pPr>
-      <w:r>
-        <w:rPr>
-          <w:b w:val="0"/>
-          <w:sz w:val="21"/>
-        </w:rPr>
-        <w:t>Solution: According to the American Academy of Pediatrics, syrup of ipecac is no longer recommended for the routine management of pediatric poisoning. It is associated with vomiting, which can be dangerous, especially in cases of hydrocarbon or caustic substance ingestion. The first priority is to assess the child's level of consciousness, breathing, and vital signs. The nurse should instruct the mother to bring the child to the emergency department immediately. If the child is conscious, the nurse should instruct the mother to try to identify the medication and the amount the child ingested. This information will be crucial in determining the appropriate treatment for the child.</w:t>
-      </w:r>
-    </w:p>
-    <w:p>
-      <w:pPr>
-        <w:spacing w:after="0" w:before="0"/>
-      </w:pPr>
-      <w:r>
-        <w:rPr>
-          <w:b w:val="0"/>
-          <w:sz w:val="20"/>
-        </w:rPr>
-        <w:t>Positive Marks: 1</w:t>
-      </w:r>
-    </w:p>
-    <w:p>
-      <w:pPr>
-        <w:spacing w:after="160" w:before="0"/>
-      </w:pPr>
-      <w:r>
-        <w:rPr>
-          <w:b w:val="0"/>
-          <w:sz w:val="20"/>
-        </w:rPr>
-        <w:t>Negative Marks: 0.25</w:t>
-      </w:r>
-    </w:p>
-    <w:p>
-      <w:pPr>
-        <w:spacing w:after="20" w:before="120"/>
-      </w:pPr>
-      <w:r>
-        <w:rPr>
-          <w:b/>
-          <w:sz w:val="22"/>
-        </w:rPr>
-        <w:t>Question: What is the immediate priority first aid management for chemical splash/foreign substance in the eye?</w:t>
-      </w:r>
-    </w:p>
-    <w:p>
-      <w:pPr>
-        <w:spacing w:after="0" w:before="0"/>
-      </w:pPr>
-      <w:r>
-        <w:rPr>
-          <w:b w:val="0"/>
-          <w:sz w:val="22"/>
-        </w:rPr>
-        <w:t>(a) Cover with tight pressure patch</w:t>
-      </w:r>
-    </w:p>
-    <w:p>
-      <w:pPr>
-        <w:spacing w:after="0" w:before="0"/>
-      </w:pPr>
-      <w:r>
-        <w:rPr>
-          <w:b w:val="0"/>
-          <w:sz w:val="22"/>
-        </w:rPr>
-        <w:t>(b) Copious eye irrigation with clean water or Normal Saline for 15-20 mins</w:t>
-      </w:r>
-    </w:p>
-    <w:p>
-      <w:pPr>
-        <w:spacing w:after="0" w:before="0"/>
-      </w:pPr>
-      <w:r>
-        <w:rPr>
-          <w:b w:val="0"/>
-          <w:sz w:val="22"/>
-        </w:rPr>
-        <w:t>(c) Attempt manual removal</w:t>
-      </w:r>
-    </w:p>
-    <w:p>
-      <w:pPr>
-        <w:spacing w:after="0" w:before="0"/>
-      </w:pPr>
-      <w:r>
-        <w:rPr>
-          <w:b w:val="0"/>
-          <w:sz w:val="22"/>
-        </w:rPr>
-        <w:t>(d) Administer oral analgesics</w:t>
-      </w:r>
-    </w:p>
-    <w:p>
-      <w:pPr>
-        <w:spacing w:after="0" w:before="40"/>
-      </w:pPr>
-      <w:r>
-        <w:rPr>
-          <w:b/>
-          <w:sz w:val="22"/>
-        </w:rPr>
-        <w:t>Answer: b</w:t>
-      </w:r>
-    </w:p>
-    <w:p>
-      <w:pPr>
-        <w:spacing w:after="0" w:before="0"/>
-      </w:pPr>
-      <w:r>
-        <w:rPr>
-          <w:b w:val="0"/>
-          <w:sz w:val="21"/>
-        </w:rPr>
-        <w:t>Solution: Immediate, continuous flushing with clean water or sterile normal saline for at least 15–20 minutes is essential to dilute and remove chemical irritants.</w:t>
-      </w:r>
-    </w:p>
-    <w:p>
-      <w:pPr>
-        <w:spacing w:after="0" w:before="0"/>
-      </w:pPr>
-      <w:r>
-        <w:rPr>
-          <w:b w:val="0"/>
-          <w:sz w:val="20"/>
-        </w:rPr>
-        <w:t>Positive Marks: 1</w:t>
-      </w:r>
-    </w:p>
-    <w:p>
-      <w:pPr>
-        <w:spacing w:after="160" w:before="0"/>
-      </w:pPr>
-      <w:r>
-        <w:rPr>
-          <w:b w:val="0"/>
-          <w:sz w:val="20"/>
-        </w:rPr>
-        <w:t>Negative Marks: 0.25</w:t>
-      </w:r>
-    </w:p>
-    <w:p>
-      <w:pPr>
-        <w:spacing w:after="20" w:before="120"/>
-      </w:pPr>
-      <w:r>
-        <w:rPr>
-          <w:b/>
-          <w:sz w:val="22"/>
-        </w:rPr>
-        <w:t>Question: Identify the following skin disease characterized by honey-like crusts around the mouth in a baby:</w:t>
-      </w:r>
-    </w:p>
-    <w:p>
-      <w:pPr>
-        <w:spacing w:after="0" w:before="0"/>
-      </w:pPr>
-      <w:r>
-        <w:rPr>
-          <w:b w:val="0"/>
-          <w:sz w:val="22"/>
-        </w:rPr>
-        <w:t>(a) Impetigo</w:t>
-      </w:r>
-    </w:p>
-    <w:p>
-      <w:pPr>
-        <w:spacing w:after="0" w:before="0"/>
-      </w:pPr>
-      <w:r>
-        <w:rPr>
-          <w:b w:val="0"/>
-          <w:sz w:val="22"/>
-        </w:rPr>
-        <w:t>(b) Scabies</w:t>
-      </w:r>
-    </w:p>
-    <w:p>
-      <w:pPr>
-        <w:spacing w:after="0" w:before="0"/>
-      </w:pPr>
-      <w:r>
-        <w:rPr>
-          <w:b w:val="0"/>
-          <w:sz w:val="22"/>
-        </w:rPr>
-        <w:t>(c) Atopic dermatitis</w:t>
-      </w:r>
-    </w:p>
-    <w:p>
-      <w:pPr>
-        <w:spacing w:after="0" w:before="0"/>
-      </w:pPr>
-      <w:r>
-        <w:rPr>
-          <w:b w:val="0"/>
-          <w:sz w:val="22"/>
-        </w:rPr>
-        <w:t>(d) Food Poisoning</w:t>
-      </w:r>
-    </w:p>
-    <w:p>
-      <w:pPr>
-        <w:spacing w:after="0" w:before="40"/>
-      </w:pPr>
-      <w:r>
-        <w:rPr>
-          <w:b/>
-          <w:sz w:val="22"/>
-        </w:rPr>
-        <w:t>Answer: a</w:t>
-      </w:r>
-    </w:p>
-    <w:p>
-      <w:pPr>
-        <w:spacing w:after="0" w:before="0"/>
-      </w:pPr>
-      <w:r>
-        <w:rPr>
-          <w:b w:val="0"/>
-          <w:sz w:val="21"/>
-        </w:rPr>
-        <w:t>Solution: The skin disease characterized by honey-like crusts around the mouth in a baby is impetigo. Impetigo is a common bacterial skin infection caused by Staphylococcus aureus or Streptococcus pyogenes. It is highly contagious and typically affects children. The honey-like crusts form as a result of the infection and can occur around the mouth, as well as on other areas of the body. Prompt treatment with appropriate antibiotics is essential to prevent the spread of the infection.</w:t>
-      </w:r>
-    </w:p>
-    <w:p>
-      <w:pPr>
-        <w:spacing w:after="0" w:before="0"/>
-      </w:pPr>
-      <w:r>
-        <w:rPr>
-          <w:b w:val="0"/>
-          <w:sz w:val="20"/>
-        </w:rPr>
-        <w:t>Positive Marks: 1</w:t>
-      </w:r>
-    </w:p>
-    <w:p>
-      <w:pPr>
-        <w:spacing w:after="160" w:before="0"/>
-      </w:pPr>
-      <w:r>
-        <w:rPr>
-          <w:b w:val="0"/>
-          <w:sz w:val="20"/>
-        </w:rPr>
-        <w:t>Negative Marks: 0.25</w:t>
-      </w:r>
-    </w:p>
-    <w:p>
-      <w:pPr>
-        <w:spacing w:after="20" w:before="120"/>
-      </w:pPr>
-      <w:r>
-        <w:rPr>
-          <w:b/>
-          <w:sz w:val="22"/>
-        </w:rPr>
-        <w:t>Question: A vesicant chemotherapeutic drug extravasates during IV infusion. What is the nurse's priority action?</w:t>
-      </w:r>
-    </w:p>
-    <w:p>
-      <w:pPr>
-        <w:spacing w:after="0" w:before="0"/>
-      </w:pPr>
-      <w:r>
-        <w:rPr>
-          <w:b w:val="0"/>
-          <w:sz w:val="22"/>
-        </w:rPr>
-        <w:t>(a) Stop the infusion immediately</w:t>
-      </w:r>
-    </w:p>
-    <w:p>
-      <w:pPr>
-        <w:spacing w:after="0" w:before="0"/>
-      </w:pPr>
-      <w:r>
-        <w:rPr>
-          <w:b w:val="0"/>
-          <w:sz w:val="22"/>
-        </w:rPr>
-        <w:t>(b) Apply a warm compress to the site</w:t>
-      </w:r>
-    </w:p>
-    <w:p>
-      <w:pPr>
-        <w:spacing w:after="0" w:before="0"/>
-      </w:pPr>
-      <w:r>
-        <w:rPr>
-          <w:b w:val="0"/>
-          <w:sz w:val="22"/>
-        </w:rPr>
-        <w:t>(c) Elevate the extremity</w:t>
-      </w:r>
-    </w:p>
-    <w:p>
-      <w:pPr>
-        <w:spacing w:after="0" w:before="0"/>
-      </w:pPr>
-      <w:r>
-        <w:rPr>
-          <w:b w:val="0"/>
-          <w:sz w:val="22"/>
-        </w:rPr>
-        <w:t>(d) Notify the oncologist after completing the infusion</w:t>
-      </w:r>
-    </w:p>
-    <w:p>
-      <w:pPr>
-        <w:spacing w:after="0" w:before="40"/>
-      </w:pPr>
-      <w:r>
-        <w:rPr>
-          <w:b/>
-          <w:sz w:val="22"/>
-        </w:rPr>
-        <w:t>Answer: a</w:t>
-      </w:r>
-    </w:p>
-    <w:p>
-      <w:pPr>
-        <w:spacing w:after="0" w:before="0"/>
-      </w:pPr>
-      <w:r>
-        <w:rPr>
-          <w:b w:val="0"/>
-          <w:sz w:val="21"/>
-        </w:rPr>
-        <w:t>Solution: For a vesicant extravasation the infusion is stopped immediately, the drug aspirated from the tubing, and the provider notified; the antidote/compress then depends on the drug.</w:t>
-      </w:r>
-    </w:p>
-    <w:p>
-      <w:pPr>
-        <w:spacing w:after="0" w:before="0"/>
-      </w:pPr>
-      <w:r>
-        <w:rPr>
-          <w:b w:val="0"/>
-          <w:sz w:val="20"/>
-        </w:rPr>
-        <w:t>Positive Marks: 1</w:t>
-      </w:r>
-    </w:p>
-    <w:p>
-      <w:pPr>
-        <w:spacing w:after="160" w:before="0"/>
-      </w:pPr>
-      <w:r>
-        <w:rPr>
-          <w:b w:val="0"/>
-          <w:sz w:val="20"/>
-        </w:rPr>
-        <w:t>Negative Marks: 0.25</w:t>
-      </w:r>
-    </w:p>
-    <w:p>
-      <w:pPr>
-        <w:spacing w:after="20" w:before="120"/>
-      </w:pPr>
-      <w:r>
-        <w:rPr>
-          <w:b/>
-          <w:sz w:val="22"/>
-        </w:rPr>
-        <w:t>Question: Which of the following is a possible cause for the displacement of the uterus laterally to the umbilicus in the first postpartum day for a woman who delivered vaginally?</w:t>
-      </w:r>
-    </w:p>
-    <w:p>
-      <w:pPr>
-        <w:spacing w:after="0" w:before="0"/>
-      </w:pPr>
-      <w:r>
-        <w:rPr>
-          <w:b w:val="0"/>
-          <w:sz w:val="22"/>
-        </w:rPr>
-        <w:t>(a) Endometritis</w:t>
-      </w:r>
-    </w:p>
-    <w:p>
-      <w:pPr>
-        <w:spacing w:after="0" w:before="0"/>
-      </w:pPr>
-      <w:r>
-        <w:rPr>
-          <w:b w:val="0"/>
-          <w:sz w:val="22"/>
-        </w:rPr>
-        <w:t>(b) Fibroid tumour of the uterus</w:t>
-      </w:r>
-    </w:p>
-    <w:p>
-      <w:pPr>
-        <w:spacing w:after="0" w:before="0"/>
-      </w:pPr>
-      <w:r>
-        <w:rPr>
-          <w:b w:val="0"/>
-          <w:sz w:val="22"/>
-        </w:rPr>
-        <w:t>(c) Displacement of the uterus due to bowel distension</w:t>
-      </w:r>
-    </w:p>
-    <w:p>
-      <w:pPr>
-        <w:spacing w:after="0" w:before="0"/>
-      </w:pPr>
-      <w:r>
-        <w:rPr>
-          <w:b w:val="0"/>
-          <w:sz w:val="22"/>
-        </w:rPr>
-        <w:t>(d) Urinary retention or a distended bladder</w:t>
-      </w:r>
-    </w:p>
-    <w:p>
-      <w:pPr>
-        <w:spacing w:after="0" w:before="40"/>
-      </w:pPr>
-      <w:r>
-        <w:rPr>
-          <w:b/>
-          <w:sz w:val="22"/>
-        </w:rPr>
-        <w:t>Answer: d</w:t>
-      </w:r>
-    </w:p>
-    <w:p>
-      <w:pPr>
-        <w:spacing w:after="0" w:before="0"/>
-      </w:pPr>
-      <w:r>
-        <w:rPr>
-          <w:b w:val="0"/>
-          <w:sz w:val="21"/>
-        </w:rPr>
-        <w:t>Solution: The correct answer is D. Urinary retention or a distended bladder can cause the uterus to be displaced laterally to the umbilicus in the early postpartum period. This is because the bladder sits directly in front of the uterus and when it becomes distended, it can push the uterus out of its normal position. Emptying the bladder can usually resolve this issue. If left untreated, a distended bladder can lead to postpartum hemorrhage and other complications. Labor &lt;</w:t>
-      </w:r>
-    </w:p>
-    <w:p>
-      <w:pPr>
-        <w:spacing w:after="0" w:before="0"/>
-      </w:pPr>
-      <w:r>
-        <w:rPr>
-          <w:b w:val="0"/>
-          <w:sz w:val="20"/>
-        </w:rPr>
-        <w:t>Positive Marks: 1</w:t>
-      </w:r>
-    </w:p>
-    <w:p>
-      <w:pPr>
-        <w:spacing w:after="160" w:before="0"/>
-      </w:pPr>
-      <w:r>
-        <w:rPr>
-          <w:b w:val="0"/>
-          <w:sz w:val="20"/>
-        </w:rPr>
-        <w:t>Negative Marks: 0.25</w:t>
+      <w:r>
+        <w:t xml:space="preserve">Question: The normal serum creatinine level in an adult is</w:t>
+      </w:r>
+    </w:p>
+    <w:p>
+      <w:r>
+        <w:t xml:space="preserve">(a) 0.6-1.2 mg/dL</w:t>
+      </w:r>
+    </w:p>
+    <w:p>
+      <w:r>
+        <w:t xml:space="preserve">(b) 10-20 mg/dL</w:t>
+      </w:r>
+    </w:p>
+    <w:p>
+      <w:r>
+        <w:t xml:space="preserve">(c) 100-200 mg/dL</w:t>
+      </w:r>
+    </w:p>
+    <w:p>
+      <w:r>
+        <w:t xml:space="preserve">(d) 300-400 mg/dL</w:t>
+      </w:r>
+    </w:p>
+    <w:p>
+      <w:r>
+        <w:t xml:space="preserve">Answer: a</w:t>
+      </w:r>
+    </w:p>
+    <w:p>
+      <w:r>
+        <w:t xml:space="preserve">Solution: ✅ Correct Answer: a</w:t>
+      </w:r>
+    </w:p>
+    <w:p>
+      <w:r>
+        <w:t xml:space="preserve">🧠 Clinical Rationale: Normal serum creatinine is 0.6-1.2 mg/dL; higher levels mean the kidneys are clearing creatinine poorly — reduced glomerular filtration.</w:t>
+      </w:r>
+    </w:p>
+    <w:p>
+      <w:r>
+        <w:t xml:space="preserve">❌ Why Not Other Options?</w:t>
+      </w:r>
+    </w:p>
+    <w:p>
+      <w:r>
+        <w:t xml:space="preserve">(b) — 10-20 mg/dL is advanced renal failure.</w:t>
+      </w:r>
+    </w:p>
+    <w:p>
+      <w:r>
+        <w:t xml:space="preserve">(c) — 100-200 mg/dL is end-stage levels.</w:t>
+      </w:r>
+    </w:p>
+    <w:p>
+      <w:r>
+        <w:t xml:space="preserve">(d) — 300-400 mg/dL is incompatible with life.</w:t>
+      </w:r>
+    </w:p>
+    <w:p>
+      <w:r>
+        <w:t xml:space="preserve">⚠️ Exam Trap: "Creatinine 0.6-1.2 = normal; BUN 10-20 = normal; creatinine &gt; 1.2-1.5 = kidney worry" — the renal lab anchors are a favourite exam pair.</w:t>
+      </w:r>
+    </w:p>
+    <w:p>
+      <w:r>
+        <w:t xml:space="preserve">💎 PNC Pearl: "Creatinine is the kidney's report card — over 1.2 means the kidneys are falling behind."</w:t>
+      </w:r>
+    </w:p>
+    <w:p>
+      <w:r>
+        <w:t xml:space="preserve">Positive Marks: 1</w:t>
+      </w:r>
+    </w:p>
+    <w:p>
+      <w:r>
+        <w:t xml:space="preserve">Negative Marks: 0.25</w:t>
+      </w:r>
+    </w:p>
+    <w:p>
+      <w:r>
+        <w:t xml:space="preserve"/>
+      </w:r>
+    </w:p>
+    <w:p>
+      <w:r>
+        <w:t xml:space="preserve">Question: Keeping the call bell, water and personal items within a patient's reach is a measure to prevent</w:t>
+      </w:r>
+    </w:p>
+    <w:p>
+      <w:r>
+        <w:t xml:space="preserve">(a) Falls</w:t>
+      </w:r>
+    </w:p>
+    <w:p>
+      <w:r>
+        <w:t xml:space="preserve">(b) Infections</w:t>
+      </w:r>
+    </w:p>
+    <w:p>
+      <w:r>
+        <w:t xml:space="preserve">(c) Constipation</w:t>
+      </w:r>
+    </w:p>
+    <w:p>
+      <w:r>
+        <w:t xml:space="preserve">(d) Pressure injuries</w:t>
+      </w:r>
+    </w:p>
+    <w:p>
+      <w:r>
+        <w:t xml:space="preserve">Answer: a</w:t>
+      </w:r>
+    </w:p>
+    <w:p>
+      <w:r>
+        <w:t xml:space="preserve">Solution: ✅ Correct Answer: a</w:t>
+      </w:r>
+    </w:p>
+    <w:p>
+      <w:r>
+        <w:t xml:space="preserve">🧠 Clinical Rationale: Placing the call bell, water, and personal items within reach reduces the need to get up unsupported — preventing falls in vulnerable patients.</w:t>
+      </w:r>
+    </w:p>
+    <w:p>
+      <w:r>
+        <w:t xml:space="preserve">❌ Why Not Other Options?</w:t>
+      </w:r>
+    </w:p>
+    <w:p>
+      <w:r>
+        <w:t xml:space="preserve">(b) — Infections are prevented by hygiene and asepsis.</w:t>
+      </w:r>
+    </w:p>
+    <w:p>
+      <w:r>
+        <w:t xml:space="preserve">(c) — Constipation is prevented by fiber, fluids, and activity.</w:t>
+      </w:r>
+    </w:p>
+    <w:p>
+      <w:r>
+        <w:t xml:space="preserve">(d) — Pressure injuries are prevented by repositioning.</w:t>
+      </w:r>
+    </w:p>
+    <w:p>
+      <w:r>
+        <w:t xml:space="preserve">⚠️ Exam Trap: "Fall prevention = call bell within reach, bed low, side rails, non-slip footwear, good lighting" — the fall-prevention list is a favourite safety question.</w:t>
+      </w:r>
+    </w:p>
+    <w:p>
+      <w:r>
+        <w:t xml:space="preserve">💎 PNC Pearl: "Everything within arm's reach keeps the patient in bed — and off the floor."</w:t>
+      </w:r>
+    </w:p>
+    <w:p>
+      <w:r>
+        <w:t xml:space="preserve">Positive Marks: 1</w:t>
+      </w:r>
+    </w:p>
+    <w:p>
+      <w:r>
+        <w:t xml:space="preserve">Negative Marks: 0.25</w:t>
+      </w:r>
+    </w:p>
+    <w:p>
+      <w:r>
+        <w:t xml:space="preserve"/>
+      </w:r>
+    </w:p>
+    <w:p>
+      <w:r>
+        <w:t xml:space="preserve">Question: A patient with acute bronchitis should be advised to</w:t>
+      </w:r>
+    </w:p>
+    <w:p>
+      <w:r>
+        <w:t xml:space="preserve">(a) Increase fluid intake and take adequate rest</w:t>
+      </w:r>
+    </w:p>
+    <w:p>
+      <w:r>
+        <w:t xml:space="preserve">(b) Avoid all fluids</w:t>
+      </w:r>
+    </w:p>
+    <w:p>
+      <w:r>
+        <w:t xml:space="preserve">(c) Exercise vigorously</w:t>
+      </w:r>
+    </w:p>
+    <w:p>
+      <w:r>
+        <w:t xml:space="preserve">(d) Smoke to clear secretions</w:t>
+      </w:r>
+    </w:p>
+    <w:p>
+      <w:r>
+        <w:t xml:space="preserve">Answer: a</w:t>
+      </w:r>
+    </w:p>
+    <w:p>
+      <w:r>
+        <w:t xml:space="preserve">Solution: ✅ Correct Answer: a</w:t>
+      </w:r>
+    </w:p>
+    <w:p>
+      <w:r>
+        <w:t xml:space="preserve">🧠 Clinical Rationale: Rest, increased fluids, and steam inhalation thin secretions and support recovery in acute bronchitis.</w:t>
+      </w:r>
+    </w:p>
+    <w:p>
+      <w:r>
+        <w:t xml:space="preserve">❌ Why Not Other Options?</w:t>
+      </w:r>
+    </w:p>
+    <w:p>
+      <w:r>
+        <w:t xml:space="preserve">(b) — Dehydration thickens mucus.</w:t>
+      </w:r>
+    </w:p>
+    <w:p>
+      <w:r>
+        <w:t xml:space="preserve">(c) — Vigorous exercise worsens fatigue.</w:t>
+      </w:r>
+    </w:p>
+    <w:p>
+      <w:r>
+        <w:t xml:space="preserve">(d) — Smoking is the worst possible advice.</w:t>
+      </w:r>
+    </w:p>
+    <w:p>
+      <w:r>
+        <w:t xml:space="preserve">⚠️ Exam Trap: "Bronchitis care = fluids, rest, steam, and stop smoking" — hydration and rest are the non-drug mainstays.</w:t>
+      </w:r>
+    </w:p>
+    <w:p>
+      <w:r>
+        <w:t xml:space="preserve">💎 PNC Pearl: "Water thins the mucus, rest mends the lungs — bronchitis hates dehydration."</w:t>
+      </w:r>
+    </w:p>
+    <w:p>
+      <w:r>
+        <w:t xml:space="preserve">Positive Marks: 1</w:t>
+      </w:r>
+    </w:p>
+    <w:p>
+      <w:r>
+        <w:t xml:space="preserve">Negative Marks: 0.25</w:t>
+      </w:r>
+    </w:p>
+    <w:p>
+      <w:r>
+        <w:t xml:space="preserve"/>
+      </w:r>
+    </w:p>
+    <w:p>
+      <w:r>
+        <w:t xml:space="preserve">Question: The normal position of the uterus in the pelvic cavity is</w:t>
+      </w:r>
+    </w:p>
+    <w:p>
+      <w:r>
+        <w:t xml:space="preserve">(a) Anteverted and anteflexed</w:t>
+      </w:r>
+    </w:p>
+    <w:p>
+      <w:r>
+        <w:t xml:space="preserve">(b) Retroverted only</w:t>
+      </w:r>
+    </w:p>
+    <w:p>
+      <w:r>
+        <w:t xml:space="preserve">(c) Inverted</w:t>
+      </w:r>
+    </w:p>
+    <w:p>
+      <w:r>
+        <w:t xml:space="preserve">(d) Horizontally rotated</w:t>
+      </w:r>
+    </w:p>
+    <w:p>
+      <w:r>
+        <w:t xml:space="preserve">Answer: a</w:t>
+      </w:r>
+    </w:p>
+    <w:p>
+      <w:r>
+        <w:t xml:space="preserve">Solution: ✅ Correct Answer: a</w:t>
+      </w:r>
+    </w:p>
+    <w:p>
+      <w:r>
+        <w:t xml:space="preserve">🧠 Clinical Rationale: The normal uterus is tilted forward (ANTEverted) and bent forward on itself (ANTEflexed).</w:t>
+      </w:r>
+    </w:p>
+    <w:p>
+      <w:r>
+        <w:t xml:space="preserve">❌ Why Not Other Options?</w:t>
+      </w:r>
+    </w:p>
+    <w:p>
+      <w:r>
+        <w:t xml:space="preserve">(b) — Retroverted (tilted back) is a common variation, not the normal position.</w:t>
+      </w:r>
+    </w:p>
+    <w:p>
+      <w:r>
+        <w:t xml:space="preserve">(c) — Inverted (prolapsed) is abnormal.</w:t>
+      </w:r>
+    </w:p>
+    <w:p>
+      <w:r>
+        <w:t xml:space="preserve">(d) — Horizontal rotation is not a normal uterine position.</w:t>
+      </w:r>
+    </w:p>
+    <w:p>
+      <w:r>
+        <w:t xml:space="preserve">⚠️ Exam Trap: "Normal uterus = anteverted + anteflexed ('A and A')" — retroversion is the common deviation.</w:t>
+      </w:r>
+    </w:p>
+    <w:p>
+      <w:r>
+        <w:t xml:space="preserve">💎 PNC Pearl: "The uterus leans forward twice — anteverted and anteflexed, the 'A and A' position."</w:t>
+      </w:r>
+    </w:p>
+    <w:p>
+      <w:r>
+        <w:t xml:space="preserve">Positive Marks: 1</w:t>
+      </w:r>
+    </w:p>
+    <w:p>
+      <w:r>
+        <w:t xml:space="preserve">Negative Marks: 0.25</w:t>
+      </w:r>
+    </w:p>
+    <w:p>
+      <w:r>
+        <w:t xml:space="preserve"/>
+      </w:r>
+    </w:p>
+    <w:p>
+      <w:r>
+        <w:t xml:space="preserve">Question: A child with acute watery diarrhea and no signs of dehydration is managed with Plan A, which includes</w:t>
+      </w:r>
+    </w:p>
+    <w:p>
+      <w:r>
+        <w:t xml:space="preserve">(a) Home fluids, continued feeding and extra fluids after each loose stool</w:t>
+      </w:r>
+    </w:p>
+    <w:p>
+      <w:r>
+        <w:t xml:space="preserve">(b) Intravenous fluids</w:t>
+      </w:r>
+    </w:p>
+    <w:p>
+      <w:r>
+        <w:t xml:space="preserve">(c) Antibiotics for all children</w:t>
+      </w:r>
+    </w:p>
+    <w:p>
+      <w:r>
+        <w:t xml:space="preserve">(d) Immediate hospital admission</w:t>
+      </w:r>
+    </w:p>
+    <w:p>
+      <w:r>
+        <w:t xml:space="preserve">Answer: a</w:t>
+      </w:r>
+    </w:p>
+    <w:p>
+      <w:r>
+        <w:t xml:space="preserve">Solution: ✅ Correct Answer: a</w:t>
+      </w:r>
+    </w:p>
+    <w:p>
+      <w:r>
+        <w:t xml:space="preserve">🧠 Clinical Rationale: Plan A is HOME management — extra fluids (including ORS) after each loose stool, continued feeding, and advice to return if danger signs appear.</w:t>
+      </w:r>
+    </w:p>
+    <w:p>
+      <w:r>
+        <w:t xml:space="preserve">❌ Why Not Other Options?</w:t>
+      </w:r>
+    </w:p>
+    <w:p>
+      <w:r>
+        <w:t xml:space="preserve">(b) — IV fluids are for severe dehydration (Plan C).</w:t>
+      </w:r>
+    </w:p>
+    <w:p>
+      <w:r>
+        <w:t xml:space="preserve">(c) — Routine antibiotics are not recommended.</w:t>
+      </w:r>
+    </w:p>
+    <w:p>
+      <w:r>
+        <w:t xml:space="preserve">(d) — Admission is not needed when there is no dehydration.</w:t>
+      </w:r>
+    </w:p>
+    <w:p>
+      <w:r>
+        <w:t xml:space="preserve">⚠️ Exam Trap: "Plan A = home (no dehydration), Plan B = ORS at facility (some dehydration), Plan C = IV (severe)" — the plan-to-severity match is a guaranteed IMNCI question.</w:t>
+      </w:r>
+    </w:p>
+    <w:p>
+      <w:r>
+        <w:t xml:space="preserve">💎 PNC Pearl: "Plan A stays home with fluids and food; Plan C goes to the IV line."</w:t>
+      </w:r>
+    </w:p>
+    <w:p>
+      <w:r>
+        <w:t xml:space="preserve">Positive Marks: 1</w:t>
+      </w:r>
+    </w:p>
+    <w:p>
+      <w:r>
+        <w:t xml:space="preserve">Negative Marks: 0.25</w:t>
+      </w:r>
+    </w:p>
+    <w:p>
+      <w:r>
+        <w:t xml:space="preserve"/>
+      </w:r>
+    </w:p>
+    <w:p>
+      <w:r>
+        <w:t xml:space="preserve">Question: The first-line drug class for the treatment of major depression is</w:t>
+      </w:r>
+    </w:p>
+    <w:p>
+      <w:r>
+        <w:t xml:space="preserve">(a) Selective serotonin reuptake inhibitors (SSRIs)</w:t>
+      </w:r>
+    </w:p>
+    <w:p>
+      <w:r>
+        <w:t xml:space="preserve">(b) Typical antipsychotics</w:t>
+      </w:r>
+    </w:p>
+    <w:p>
+      <w:r>
+        <w:t xml:space="preserve">(c) Benzodiazepines only</w:t>
+      </w:r>
+    </w:p>
+    <w:p>
+      <w:r>
+        <w:t xml:space="preserve">(d) Stimulants</w:t>
+      </w:r>
+    </w:p>
+    <w:p>
+      <w:r>
+        <w:t xml:space="preserve">Answer: a</w:t>
+      </w:r>
+    </w:p>
+    <w:p>
+      <w:r>
+        <w:t xml:space="preserve">Solution: ✅ Correct Answer: a</w:t>
+      </w:r>
+    </w:p>
+    <w:p>
+      <w:r>
+        <w:t xml:space="preserve">🧠 Clinical Rationale: SSRIs — fluoxetine, sertraline, escitalopram — are the first-line antidepressants because of their efficacy and favorable side-effect profile.</w:t>
+      </w:r>
+    </w:p>
+    <w:p>
+      <w:r>
+        <w:t xml:space="preserve">❌ Why Not Other Options?</w:t>
+      </w:r>
+    </w:p>
+    <w:p>
+      <w:r>
+        <w:t xml:space="preserve">(b) — Antipsychotics treat psychosis, not depression.</w:t>
+      </w:r>
+    </w:p>
+    <w:p>
+      <w:r>
+        <w:t xml:space="preserve">(c) — Benzodiazepines treat anxiety and are not antidepressants.</w:t>
+      </w:r>
+    </w:p>
+    <w:p>
+      <w:r>
+        <w:t xml:space="preserve">(d) — Stimulants are used in ADHD.</w:t>
+      </w:r>
+    </w:p>
+    <w:p>
+      <w:r>
+        <w:t xml:space="preserve">⚠️ Exam Trap: "Depression = SSRIs first; onset of action takes 2-4 weeks and suicide risk rises in early recovery" — the drug class and the onset warning are the exam points.</w:t>
+      </w:r>
+    </w:p>
+    <w:p>
+      <w:r>
+        <w:t xml:space="preserve">💎 PNC Pearl: "SSRIs are depression's first line — but they take 2-4 weeks, and early recovery is the risky window."</w:t>
+      </w:r>
+    </w:p>
+    <w:p>
+      <w:r>
+        <w:t xml:space="preserve">Positive Marks: 1</w:t>
+      </w:r>
+    </w:p>
+    <w:p>
+      <w:r>
+        <w:t xml:space="preserve">Negative Marks: 0.25</w:t>
+      </w:r>
+    </w:p>
+    <w:p>
+      <w:r>
+        <w:t xml:space="preserve"/>
+      </w:r>
+    </w:p>
+    <w:p>
+      <w:r>
+        <w:t xml:space="preserve">Question: The National Deworming Day targets which age group for deworming?</w:t>
+      </w:r>
+    </w:p>
+    <w:p>
+      <w:r>
+        <w:t xml:space="preserve">(a) Children and adolescents aged 1-19 years</w:t>
+      </w:r>
+    </w:p>
+    <w:p>
+      <w:r>
+        <w:t xml:space="preserve">(b) Only adults above 60 years</w:t>
+      </w:r>
+    </w:p>
+    <w:p>
+      <w:r>
+        <w:t xml:space="preserve">(c) Only newborn infants</w:t>
+      </w:r>
+    </w:p>
+    <w:p>
+      <w:r>
+        <w:t xml:space="preserve">(d) Only pregnant women</w:t>
+      </w:r>
+    </w:p>
+    <w:p>
+      <w:r>
+        <w:t xml:space="preserve">Answer: a</w:t>
+      </w:r>
+    </w:p>
+    <w:p>
+      <w:r>
+        <w:t xml:space="preserve">Solution: ✅ Correct Answer: a</w:t>
+      </w:r>
+    </w:p>
+    <w:p>
+      <w:r>
+        <w:t xml:space="preserve">🧠 Clinical Rationale: National Deworming Day covers children and adolescents aged 1-19 years, who receive albendazole at schools and anganwadis to eliminate soil-transmitted helminths.</w:t>
+      </w:r>
+    </w:p>
+    <w:p>
+      <w:r>
+        <w:t xml:space="preserve">❌ Why Not Other Options?</w:t>
+      </w:r>
+    </w:p>
+    <w:p>
+      <w:r>
+        <w:t xml:space="preserve">(b) — The elderly are not the target.</w:t>
+      </w:r>
+    </w:p>
+    <w:p>
+      <w:r>
+        <w:t xml:space="preserve">(c) — Newborns are not the target.</w:t>
+      </w:r>
+    </w:p>
+    <w:p>
+      <w:r>
+        <w:t xml:space="preserve">(d) — Pregnant women (first trimester) are excluded from routine deworming.</w:t>
+      </w:r>
+    </w:p>
+    <w:p>
+      <w:r>
+        <w:t xml:space="preserve">⚠️ Exam Trap: "National Deworming Day = albendazole for ages 1-19 at schools and anganwadis" — the age range and the drug are the exam details.</w:t>
+      </w:r>
+    </w:p>
+    <w:p>
+      <w:r>
+        <w:t xml:space="preserve">💎 PNC Pearl: "Ages 1 to 19 swallow the albendazole — school and anganwadi, same day."</w:t>
+      </w:r>
+    </w:p>
+    <w:p>
+      <w:r>
+        <w:t xml:space="preserve">Positive Marks: 1</w:t>
+      </w:r>
+    </w:p>
+    <w:p>
+      <w:r>
+        <w:t xml:space="preserve">Negative Marks: 0.25</w:t>
+      </w:r>
+    </w:p>
+    <w:p>
+      <w:r>
+        <w:t xml:space="preserve"/>
+      </w:r>
+    </w:p>
+    <w:p>
+      <w:r>
+        <w:t xml:space="preserve">Question: A patient receiving sublingual nitroglycerin should be monitored for</w:t>
+      </w:r>
+    </w:p>
+    <w:p>
+      <w:r>
+        <w:t xml:space="preserve">(a) Hypotension and headache</w:t>
+      </w:r>
+    </w:p>
+    <w:p>
+      <w:r>
+        <w:t xml:space="preserve">(b) Hyperglycemia</w:t>
+      </w:r>
+    </w:p>
+    <w:p>
+      <w:r>
+        <w:t xml:space="preserve">(c) Constipation</w:t>
+      </w:r>
+    </w:p>
+    <w:p>
+      <w:r>
+        <w:t xml:space="preserve">(d) Bradycardia only</w:t>
+      </w:r>
+    </w:p>
+    <w:p>
+      <w:r>
+        <w:t xml:space="preserve">Answer: a</w:t>
+      </w:r>
+    </w:p>
+    <w:p>
+      <w:r>
+        <w:t xml:space="preserve">Solution: ✅ Correct Answer: a</w:t>
+      </w:r>
+    </w:p>
+    <w:p>
+      <w:r>
+        <w:t xml:space="preserve">🧠 Clinical Rationale: Nitroglycerin is a potent vasodilator — commonly causing headache, flushing, and hypotension; the patient should sit or lie down before taking it to avoid fainting.</w:t>
+      </w:r>
+    </w:p>
+    <w:p>
+      <w:r>
+        <w:t xml:space="preserve">❌ Why Not Other Options?</w:t>
+      </w:r>
+    </w:p>
+    <w:p>
+      <w:r>
+        <w:t xml:space="preserve">(b) — It does not raise glucose.</w:t>
+      </w:r>
+    </w:p>
+    <w:p>
+      <w:r>
+        <w:t xml:space="preserve">(c) — It does not cause constipation.</w:t>
+      </w:r>
+    </w:p>
+    <w:p>
+      <w:r>
+        <w:t xml:space="preserve">(d) — It does not slow the heart.</w:t>
+      </w:r>
+    </w:p>
+    <w:p>
+      <w:r>
+        <w:t xml:space="preserve">⚠️ Exam Trap: "Nitroglycerin = sit down first; headache and dizziness mean it is working; if pain persists after 3 tablets, call for help" — the 'sit down' rule and the 3-tablet limit are the teaching points.</w:t>
+      </w:r>
+    </w:p>
+    <w:p>
+      <w:r>
+        <w:t xml:space="preserve">💎 PNC Pearl: "Sit down before the nitro — a headache and light head mean the vessels are opening."</w:t>
+      </w:r>
+    </w:p>
+    <w:p>
+      <w:r>
+        <w:t xml:space="preserve">Positive Marks: 1</w:t>
+      </w:r>
+    </w:p>
+    <w:p>
+      <w:r>
+        <w:t xml:space="preserve">Negative Marks: 0.25</w:t>
+      </w:r>
+    </w:p>
+    <w:p>
+      <w:r>
+        <w:t xml:space="preserve"/>
+      </w:r>
+    </w:p>
+    <w:p>
+      <w:r>
+        <w:t xml:space="preserve">Question: "Sawtooth" flutter waves seen on the cardiac monitor indicate</w:t>
+      </w:r>
+    </w:p>
+    <w:p>
+      <w:r>
+        <w:t xml:space="preserve">(a) Atrial flutter</w:t>
+      </w:r>
+    </w:p>
+    <w:p>
+      <w:r>
+        <w:t xml:space="preserve">(b) Atrial fibrillation</w:t>
+      </w:r>
+    </w:p>
+    <w:p>
+      <w:r>
+        <w:t xml:space="preserve">(c) Sinus rhythm</w:t>
+      </w:r>
+    </w:p>
+    <w:p>
+      <w:r>
+        <w:t xml:space="preserve">(d) Ventricular fibrillation</w:t>
+      </w:r>
+    </w:p>
+    <w:p>
+      <w:r>
+        <w:t xml:space="preserve">Answer: a</w:t>
+      </w:r>
+    </w:p>
+    <w:p>
+      <w:r>
+        <w:t xml:space="preserve">Solution: ✅ Correct Answer: a</w:t>
+      </w:r>
+    </w:p>
+    <w:p>
+      <w:r>
+        <w:t xml:space="preserve">🧠 Clinical Rationale: Atrial flutter produces a regular 'sawtooth' pattern of flutter waves at 250-350 per minute.</w:t>
+      </w:r>
+    </w:p>
+    <w:p>
+      <w:r>
+        <w:t xml:space="preserve">❌ Why Not Other Options?</w:t>
+      </w:r>
+    </w:p>
+    <w:p>
+      <w:r>
+        <w:t xml:space="preserve">(b) — Atrial fibrillation shows an irregularly irregular rhythm with absent P waves.</w:t>
+      </w:r>
+    </w:p>
+    <w:p>
+      <w:r>
+        <w:t xml:space="preserve">(c) — Sinus rhythm has normal P waves.</w:t>
+      </w:r>
+    </w:p>
+    <w:p>
+      <w:r>
+        <w:t xml:space="preserve">(d) — VF is chaotic without identifiable complexes.</w:t>
+      </w:r>
+    </w:p>
+    <w:p>
+      <w:r>
+        <w:t xml:space="preserve">⚠️ Exam Trap: "Sawtooth = flutter; irregularly irregular = fibrillation" — the two rhythm appearances are a favourite ECG contrast.</w:t>
+      </w:r>
+    </w:p>
+    <w:p>
+      <w:r>
+        <w:t xml:space="preserve">💎 PNC Pearl: "Sawtooth waves = flutter; chaotic quiver = fibrillation — two looks, two names."</w:t>
+      </w:r>
+    </w:p>
+    <w:p>
+      <w:r>
+        <w:t xml:space="preserve">Positive Marks: 1</w:t>
+      </w:r>
+    </w:p>
+    <w:p>
+      <w:r>
+        <w:t xml:space="preserve">Negative Marks: 0.25</w:t>
+      </w:r>
+    </w:p>
+    <w:p>
+      <w:r>
+        <w:t xml:space="preserve"/>
+      </w:r>
+    </w:p>
+    <w:p>
+      <w:r>
+        <w:t xml:space="preserve">Question: The most common causative organism of surgical wound infection is</w:t>
+      </w:r>
+    </w:p>
+    <w:p>
+      <w:r>
+        <w:t xml:space="preserve">(a) Staphylococcus aureus</w:t>
+      </w:r>
+    </w:p>
+    <w:p>
+      <w:r>
+        <w:t xml:space="preserve">(b) Vibrio cholerae</w:t>
+      </w:r>
+    </w:p>
+    <w:p>
+      <w:r>
+        <w:t xml:space="preserve">(c) Mycobacterium tuberculosis</w:t>
+      </w:r>
+    </w:p>
+    <w:p>
+      <w:r>
+        <w:t xml:space="preserve">(d) Giardia lamblia</w:t>
+      </w:r>
+    </w:p>
+    <w:p>
+      <w:r>
+        <w:t xml:space="preserve">Answer: a</w:t>
+      </w:r>
+    </w:p>
+    <w:p>
+      <w:r>
+        <w:t xml:space="preserve">Solution: ✅ Correct Answer: a</w:t>
+      </w:r>
+    </w:p>
+    <w:p>
+      <w:r>
+        <w:t xml:space="preserve">🧠 Clinical Rationale: Staphylococcus aureus is the most common pathogen in surgical site infections; streptococci and gram-negative bacilli also occur.</w:t>
+      </w:r>
+    </w:p>
+    <w:p>
+      <w:r>
+        <w:t xml:space="preserve">❌ Why Not Other Options?</w:t>
+      </w:r>
+    </w:p>
+    <w:p>
+      <w:r>
+        <w:t xml:space="preserve">(b) — Vibrio causes cholera.</w:t>
+      </w:r>
+    </w:p>
+    <w:p>
+      <w:r>
+        <w:t xml:space="preserve">(c) — M. tuberculosis causes TB.</w:t>
+      </w:r>
+    </w:p>
+    <w:p>
+      <w:r>
+        <w:t xml:space="preserve">(d) — Giardia causes giardiasis.</w:t>
+      </w:r>
+    </w:p>
+    <w:p>
+      <w:r>
+        <w:t xml:space="preserve">⚠️ Exam Trap: "Surgical site infection = Staph aureus; UTI = E. coli; pneumonia = pneumococcus" — the site-to-organism matches are a favourite microbiology table.</w:t>
+      </w:r>
+    </w:p>
+    <w:p>
+      <w:r>
+        <w:t xml:space="preserve">💎 PNC Pearl: "Staph aureus is the wound's favorite tenant — keep it out with sterile technique."</w:t>
+      </w:r>
+    </w:p>
+    <w:p>
+      <w:r>
+        <w:t xml:space="preserve">Positive Marks: 1</w:t>
+      </w:r>
+    </w:p>
+    <w:p>
+      <w:r>
+        <w:t xml:space="preserve">Negative Marks: 0.25</w:t>
+      </w:r>
+    </w:p>
+    <w:p>
+      <w:r>
+        <w:t xml:space="preserve">Question: A nasogastric tube is inserted in a patient with intestinal obstruction primarily for</w:t>
+      </w:r>
+    </w:p>
+    <w:p>
+      <w:r>
+        <w:t xml:space="preserve">(a) Decompression of the stomach and bowel</w:t>
+      </w:r>
+    </w:p>
+    <w:p>
+      <w:r>
+        <w:t xml:space="preserve">(b) Feeding the patient</w:t>
+      </w:r>
+    </w:p>
+    <w:p>
+      <w:r>
+        <w:t xml:space="preserve">(c) Delivering oxygen</w:t>
+      </w:r>
+    </w:p>
+    <w:p>
+      <w:r>
+        <w:t xml:space="preserve">(d) Measuring gastric acid</w:t>
+      </w:r>
+    </w:p>
+    <w:p>
+      <w:r>
+        <w:t xml:space="preserve">Answer: a</w:t>
+      </w:r>
+    </w:p>
+    <w:p>
+      <w:r>
+        <w:t xml:space="preserve">Solution: ✅ Correct Answer: a</w:t>
+      </w:r>
+    </w:p>
+    <w:p>
+      <w:r>
+        <w:t xml:space="preserve">🧠 Clinical Rationale: In intestinal obstruction, NG suction decompresses the stomach and bowel by removing gas and fluid — relieving distension, vomiting, and the risk of aspiration.</w:t>
+      </w:r>
+    </w:p>
+    <w:p>
+      <w:r>
+        <w:t xml:space="preserve">❌ Why Not Other Options?</w:t>
+      </w:r>
+    </w:p>
+    <w:p>
+      <w:r>
+        <w:t xml:space="preserve">(b) — Feeding would worsen the obstruction.</w:t>
+      </w:r>
+    </w:p>
+    <w:p>
+      <w:r>
+        <w:t xml:space="preserve">(c) — Oxygen is not delivered by NG tube.</w:t>
+      </w:r>
+    </w:p>
+    <w:p>
+      <w:r>
+        <w:t xml:space="preserve">(d) — Acid measurement is not an NG purpose in obstruction.</w:t>
+      </w:r>
+    </w:p>
+    <w:p>
+      <w:r>
+        <w:t xml:space="preserve">⚠️ Exam Trap: "NG in obstruction = decompress (suction), not feed" — the purpose-by-condition contrast (decompression vs feeding) is the exam point.</w:t>
+      </w:r>
+    </w:p>
+    <w:p>
+      <w:r>
+        <w:t xml:space="preserve">💎 PNC Pearl: "Blocked gut? The NG tube is the release valve — suction, never feed."</w:t>
+      </w:r>
+    </w:p>
+    <w:p>
+      <w:r>
+        <w:t xml:space="preserve">Positive Marks: 1</w:t>
+      </w:r>
+    </w:p>
+    <w:p>
+      <w:r>
+        <w:t xml:space="preserve">Negative Marks: 0.25</w:t>
+      </w:r>
+    </w:p>
+    <w:p>
+      <w:r>
+        <w:t xml:space="preserve"/>
+      </w:r>
+    </w:p>
+    <w:p>
+      <w:r>
+        <w:t xml:space="preserve">Question: Tenderness at McBurney's point is a characteristic finding in</w:t>
+      </w:r>
+    </w:p>
+    <w:p>
+      <w:r>
+        <w:t xml:space="preserve">(a) Acute appendicitis</w:t>
+      </w:r>
+    </w:p>
+    <w:p>
+      <w:r>
+        <w:t xml:space="preserve">(b) Acute cholecystitis</w:t>
+      </w:r>
+    </w:p>
+    <w:p>
+      <w:r>
+        <w:t xml:space="preserve">(c) Acute pancreatitis</w:t>
+      </w:r>
+    </w:p>
+    <w:p>
+      <w:r>
+        <w:t xml:space="preserve">(d) Peptic ulcer</w:t>
+      </w:r>
+    </w:p>
+    <w:p>
+      <w:r>
+        <w:t xml:space="preserve">Answer: a</w:t>
+      </w:r>
+    </w:p>
+    <w:p>
+      <w:r>
+        <w:t xml:space="preserve">Solution: ✅ Correct Answer: a</w:t>
+      </w:r>
+    </w:p>
+    <w:p>
+      <w:r>
+        <w:t xml:space="preserve">🧠 Clinical Rationale: McBurney's point — one-third of the way from the ASIS to the umbilicus — is the site of maximum tenderness in acute appendicitis.</w:t>
+      </w:r>
+    </w:p>
+    <w:p>
+      <w:r>
+        <w:t xml:space="preserve">❌ Why Not Other Options?</w:t>
+      </w:r>
+    </w:p>
+    <w:p>
+      <w:r>
+        <w:t xml:space="preserve">(b) — Cholecystitis is right UPPER quadrant.</w:t>
+      </w:r>
+    </w:p>
+    <w:p>
+      <w:r>
+        <w:t xml:space="preserve">(c) — Pancreatitis is epigastric radiating to the back.</w:t>
+      </w:r>
+    </w:p>
+    <w:p>
+      <w:r>
+        <w:t xml:space="preserve">(d) — Peptic ulcer is epigastric.</w:t>
+      </w:r>
+    </w:p>
+    <w:p>
+      <w:r>
+        <w:t xml:space="preserve">⚠️ Exam Trap: "McBurney's point = appendicitis (right lower quadrant)" — the point-to-disease match is one of the most asked surgical landmarks.</w:t>
+      </w:r>
+    </w:p>
+    <w:p>
+      <w:r>
+        <w:t xml:space="preserve">💎 PNC Pearl: "Press one-third from hip bone to navel — if it hurts, the appendix is angry."</w:t>
+      </w:r>
+    </w:p>
+    <w:p>
+      <w:r>
+        <w:t xml:space="preserve">Positive Marks: 1</w:t>
+      </w:r>
+    </w:p>
+    <w:p>
+      <w:r>
+        <w:t xml:space="preserve">Negative Marks: 0.25</w:t>
+      </w:r>
+    </w:p>
+    <w:p>
+      <w:r>
+        <w:t xml:space="preserve"/>
+      </w:r>
+    </w:p>
+    <w:p>
+      <w:r>
+        <w:t xml:space="preserve">Question: A diabetic patient presents with a blood glucose of 480 mg/dL, fruity breath and deep rapid breathing. The nurse recognizes</w:t>
+      </w:r>
+    </w:p>
+    <w:p>
+      <w:r>
+        <w:t xml:space="preserve">(a) Diabetic ketoacidosis</w:t>
+      </w:r>
+    </w:p>
+    <w:p>
+      <w:r>
+        <w:t xml:space="preserve">(b) Hypoglycemia</w:t>
+      </w:r>
+    </w:p>
+    <w:p>
+      <w:r>
+        <w:t xml:space="preserve">(c) Normal blood glucose</w:t>
+      </w:r>
+    </w:p>
+    <w:p>
+      <w:r>
+        <w:t xml:space="preserve">(d) Anemia</w:t>
+      </w:r>
+    </w:p>
+    <w:p>
+      <w:r>
+        <w:t xml:space="preserve">Answer: a</w:t>
+      </w:r>
+    </w:p>
+    <w:p>
+      <w:r>
+        <w:t xml:space="preserve">Solution: ✅ Correct Answer: a</w:t>
+      </w:r>
+    </w:p>
+    <w:p>
+      <w:r>
+        <w:t xml:space="preserve">🧠 Clinical Rationale: Marked hyperglycemia with ketosis, fruity (acetone) breath, Kussmaul deep rapid breathing, and dehydration characterize DKA — a medical emergency treated with fluids, insulin, and potassium.</w:t>
+      </w:r>
+    </w:p>
+    <w:p>
+      <w:r>
+        <w:t xml:space="preserve">❌ Why Not Other Options?</w:t>
+      </w:r>
+    </w:p>
+    <w:p>
+      <w:r>
+        <w:t xml:space="preserve">(b) — Hypoglycemia has LOW glucose with tremors and sweating.</w:t>
+      </w:r>
+    </w:p>
+    <w:p>
+      <w:r>
+        <w:t xml:space="preserve">(c) — 480 mg/dL is far from normal.</w:t>
+      </w:r>
+    </w:p>
+    <w:p>
+      <w:r>
+        <w:t xml:space="preserve">(d) — Anemia is unrelated to glucose.</w:t>
+      </w:r>
+    </w:p>
+    <w:p>
+      <w:r>
+        <w:t xml:space="preserve">⚠️ Exam Trap: "Fruity breath + Kussmaul + high glucose = DKA" — the three-clue combination is the exam signature; DKA is more common in type 1 diabetes.</w:t>
+      </w:r>
+    </w:p>
+    <w:p>
+      <w:r>
+        <w:t xml:space="preserve">💎 PNC Pearl: "Fruity breath and deep fast breathing with sky-high sugar — DKA is in the room."</w:t>
+      </w:r>
+    </w:p>
+    <w:p>
+      <w:r>
+        <w:t xml:space="preserve">Positive Marks: 1</w:t>
+      </w:r>
+    </w:p>
+    <w:p>
+      <w:r>
+        <w:t xml:space="preserve">Negative Marks: 0.25</w:t>
+      </w:r>
+    </w:p>
+    <w:p>
+      <w:r>
+        <w:t xml:space="preserve"/>
+      </w:r>
+    </w:p>
+    <w:p>
+      <w:r>
+        <w:t xml:space="preserve">Question: Uterine involution after delivery is usually complete by about</w:t>
+      </w:r>
+    </w:p>
+    <w:p>
+      <w:r>
+        <w:t xml:space="preserve">(a) 6 weeks</w:t>
+      </w:r>
+    </w:p>
+    <w:p>
+      <w:r>
+        <w:t xml:space="preserve">(b) 6 months</w:t>
+      </w:r>
+    </w:p>
+    <w:p>
+      <w:r>
+        <w:t xml:space="preserve">(c) 1 year</w:t>
+      </w:r>
+    </w:p>
+    <w:p>
+      <w:r>
+        <w:t xml:space="preserve">(d) 2 days</w:t>
+      </w:r>
+    </w:p>
+    <w:p>
+      <w:r>
+        <w:t xml:space="preserve">Answer: a</w:t>
+      </w:r>
+    </w:p>
+    <w:p>
+      <w:r>
+        <w:t xml:space="preserve">Solution: ✅ Correct Answer: a</w:t>
+      </w:r>
+    </w:p>
+    <w:p>
+      <w:r>
+        <w:t xml:space="preserve">🧠 Clinical Rationale: The uterus returns to its non-pregnant size and position by about 6 WEEKS postpartum through involution; the fundus descends about one fingerbreadth per day after delivery.</w:t>
+      </w:r>
+    </w:p>
+    <w:p>
+      <w:r>
+        <w:t xml:space="preserve">❌ Why Not Other Options?</w:t>
+      </w:r>
+    </w:p>
+    <w:p>
+      <w:r>
+        <w:t xml:space="preserve">(b) — 6 months extends far beyond the normal period.</w:t>
+      </w:r>
+    </w:p>
+    <w:p>
+      <w:r>
+        <w:t xml:space="preserve">(c) — 1 year is not the involution period.</w:t>
+      </w:r>
+    </w:p>
+    <w:p>
+      <w:r>
+        <w:t xml:space="preserve">(d) — 2 days is far too early.</w:t>
+      </w:r>
+    </w:p>
+    <w:p>
+      <w:r>
+        <w:t xml:space="preserve">⚠️ Exam Trap: "Involution = complete by 6 weeks; fundus drops 1 cm/day from the umbilicus" — the two involution facts are standard postpartum numbers.</w:t>
+      </w:r>
+    </w:p>
+    <w:p>
+      <w:r>
+        <w:t xml:space="preserve">💎 PNC Pearl: "Six weeks to shrink back to normal — the uterus follows a daily descent of one fingerbreadth."</w:t>
+      </w:r>
+    </w:p>
+    <w:p>
+      <w:r>
+        <w:t xml:space="preserve">Positive Marks: 1</w:t>
+      </w:r>
+    </w:p>
+    <w:p>
+      <w:r>
+        <w:t xml:space="preserve">Negative Marks: 0.25</w:t>
+      </w:r>
+    </w:p>
+    <w:p>
+      <w:r>
+        <w:t xml:space="preserve"/>
+      </w:r>
+    </w:p>
+    <w:p>
+      <w:r>
+        <w:t xml:space="preserve">Question: A severely malnourished child who develops hypoglycemia should be given</w:t>
+      </w:r>
+    </w:p>
+    <w:p>
+      <w:r>
+        <w:t xml:space="preserve">(a) 10% dextrose or glucose solution</w:t>
+      </w:r>
+    </w:p>
+    <w:p>
+      <w:r>
+        <w:t xml:space="preserve">(b) Only plain water</w:t>
+      </w:r>
+    </w:p>
+    <w:p>
+      <w:r>
+        <w:t xml:space="preserve">(c) A glass of cold milk</w:t>
+      </w:r>
+    </w:p>
+    <w:p>
+      <w:r>
+        <w:t xml:space="preserve">(d) No fluids at all</w:t>
+      </w:r>
+    </w:p>
+    <w:p>
+      <w:r>
+        <w:t xml:space="preserve">Answer: a</w:t>
+      </w:r>
+    </w:p>
+    <w:p>
+      <w:r>
+        <w:t xml:space="preserve">Solution: ✅ Correct Answer: a</w:t>
+      </w:r>
+    </w:p>
+    <w:p>
+      <w:r>
+        <w:t xml:space="preserve">🧠 Clinical Rationale: Hypoglycemia in severe acute malnutrition is an emergency — treated with 10% dextrose (or glucose solution) followed by feeding to prevent recurrence.</w:t>
+      </w:r>
+    </w:p>
+    <w:p>
+      <w:r>
+        <w:t xml:space="preserve">❌ Why Not Other Options?</w:t>
+      </w:r>
+    </w:p>
+    <w:p>
+      <w:r>
+        <w:t xml:space="preserve">(b) — Plain water does not raise glucose.</w:t>
+      </w:r>
+    </w:p>
+    <w:p>
+      <w:r>
+        <w:t xml:space="preserve">(c) — Milk is not the immediate glucose source.</w:t>
+      </w:r>
+    </w:p>
+    <w:p>
+      <w:r>
+        <w:t xml:space="preserve">(d) — Withholding fluids is dangerous.</w:t>
+      </w:r>
+    </w:p>
+    <w:p>
+      <w:r>
+        <w:t xml:space="preserve">⚠️ Exam Trap: "SAM + hypoglycemia = 10% dextrose first, then feed" — the WHO severe-malnutrition protocol starts with glucose and works through the '10 steps.'</w:t>
+      </w:r>
+    </w:p>
+    <w:p>
+      <w:r>
+        <w:t xml:space="preserve">💎 PNC Pearl: "Sugar first, food after — the SAM child's hypoglycemia is treated with dextrose, then feeding."</w:t>
+      </w:r>
+    </w:p>
+    <w:p>
+      <w:r>
+        <w:t xml:space="preserve">Positive Marks: 1</w:t>
+      </w:r>
+    </w:p>
+    <w:p>
+      <w:r>
+        <w:t xml:space="preserve">Negative Marks: 0.25</w:t>
+      </w:r>
+    </w:p>
+    <w:p>
+      <w:r>
+        <w:t xml:space="preserve"/>
+      </w:r>
+    </w:p>
+    <w:p>
+      <w:r>
+        <w:t xml:space="preserve">Question: The school health programme under the National Health Mission focuses on</w:t>
+      </w:r>
+    </w:p>
+    <w:p>
+      <w:r>
+        <w:t xml:space="preserve">(a) Health check-ups, health education and referral of school children</w:t>
+      </w:r>
+    </w:p>
+    <w:p>
+      <w:r>
+        <w:t xml:space="preserve">(b) Providing textbooks only</w:t>
+      </w:r>
+    </w:p>
+    <w:p>
+      <w:r>
+        <w:t xml:space="preserve">(c) Organizing sports only</w:t>
+      </w:r>
+    </w:p>
+    <w:p>
+      <w:r>
+        <w:t xml:space="preserve">(d) Distributing uniforms only</w:t>
+      </w:r>
+    </w:p>
+    <w:p>
+      <w:r>
+        <w:t xml:space="preserve">Answer: a</w:t>
+      </w:r>
+    </w:p>
+    <w:p>
+      <w:r>
+        <w:t xml:space="preserve">Solution: ✅ Correct Answer: a</w:t>
+      </w:r>
+    </w:p>
+    <w:p>
+      <w:r>
+        <w:t xml:space="preserve">🧠 Clinical Rationale: School health services screen children for illness, provide health education and immunization, treat minor ailments, and refer serious problems.</w:t>
+      </w:r>
+    </w:p>
+    <w:p>
+      <w:r>
+        <w:t xml:space="preserve">❌ Why Not Other Options?</w:t>
+      </w:r>
+    </w:p>
+    <w:p>
+      <w:r>
+        <w:t xml:space="preserve">(b) — Textbooks are an education-department matter.</w:t>
+      </w:r>
+    </w:p>
+    <w:p>
+      <w:r>
+        <w:t xml:space="preserve">(c) — Sports are an education matter.</w:t>
+      </w:r>
+    </w:p>
+    <w:p>
+      <w:r>
+        <w:t xml:space="preserve">(d) — Uniforms are an education matter.</w:t>
+      </w:r>
+    </w:p>
+    <w:p>
+      <w:r>
+        <w:t xml:space="preserve">⚠️ Exam Trap: "School health = screening + immunization + health education + referral" — the four components are the exam answer for school health services.</w:t>
+      </w:r>
+    </w:p>
+    <w:p>
+      <w:r>
+        <w:t xml:space="preserve">💎 PNC Pearl: "School health catches problems early — screen, vaccinate, teach, and refer."</w:t>
+      </w:r>
+    </w:p>
+    <w:p>
+      <w:r>
+        <w:t xml:space="preserve">Positive Marks: 1</w:t>
+      </w:r>
+    </w:p>
+    <w:p>
+      <w:r>
+        <w:t xml:space="preserve">Negative Marks: 0.25</w:t>
+      </w:r>
+    </w:p>
+    <w:p>
+      <w:r>
+        <w:t xml:space="preserve"/>
+      </w:r>
+    </w:p>
+    <w:p>
+      <w:r>
+        <w:t xml:space="preserve">Question: The nurse should flush an intravenous line with normal saline before and after administering</w:t>
+      </w:r>
+    </w:p>
+    <w:p>
+      <w:r>
+        <w:t xml:space="preserve">(a) Drugs that are incompatible with each other</w:t>
+      </w:r>
+    </w:p>
+    <w:p>
+      <w:r>
+        <w:t xml:space="preserve">(b) Oral medications</w:t>
+      </w:r>
+    </w:p>
+    <w:p>
+      <w:r>
+        <w:t xml:space="preserve">(c) Inhalers</w:t>
+      </w:r>
+    </w:p>
+    <w:p>
+      <w:r>
+        <w:t xml:space="preserve">(d) Eye drops</w:t>
+      </w:r>
+    </w:p>
+    <w:p>
+      <w:r>
+        <w:t xml:space="preserve">Answer: a</w:t>
+      </w:r>
+    </w:p>
+    <w:p>
+      <w:r>
+        <w:t xml:space="preserve">Solution: ✅ Correct Answer: a</w:t>
+      </w:r>
+    </w:p>
+    <w:p>
+      <w:r>
+        <w:t xml:space="preserve">🧠 Clinical Rationale: Saline flushes between IV drugs prevent incompatibility reactions (precipitate formation) and line occlusion, and keep the line patent.</w:t>
+      </w:r>
+    </w:p>
+    <w:p>
+      <w:r>
+        <w:t xml:space="preserve">❌ Why Not Other Options?</w:t>
+      </w:r>
+    </w:p>
+    <w:p>
+      <w:r>
+        <w:t xml:space="preserve">(b) — Oral medications are not given through IV lines.</w:t>
+      </w:r>
+    </w:p>
+    <w:p>
+      <w:r>
+        <w:t xml:space="preserve">(c) — Inhalers are respiratory drugs.</w:t>
+      </w:r>
+    </w:p>
+    <w:p>
+      <w:r>
+        <w:t xml:space="preserve">(d) — Eye drops are ophthalmic.</w:t>
+      </w:r>
+    </w:p>
+    <w:p>
+      <w:r>
+        <w:t xml:space="preserve">⚠️ Exam Trap: "Flush before and after incompatible IV drugs" — the between-drugs flush is a medication-safety standard, especially with blood, phenytoin, and diazepam.</w:t>
+      </w:r>
+    </w:p>
+    <w:p>
+      <w:r>
+        <w:t xml:space="preserve">💎 PNC Pearl: "Saline between drugs keeps them from fighting — flush before, flush after."</w:t>
+      </w:r>
+    </w:p>
+    <w:p>
+      <w:r>
+        <w:t xml:space="preserve">Positive Marks: 1</w:t>
+      </w:r>
+    </w:p>
+    <w:p>
+      <w:r>
+        <w:t xml:space="preserve">Negative Marks: 0.25</w:t>
+      </w:r>
+    </w:p>
+    <w:p>
+      <w:r>
+        <w:t xml:space="preserve"/>
+      </w:r>
+    </w:p>
+    <w:p>
+      <w:r>
+        <w:t xml:space="preserve">Question: The normal partial pressure of oxygen in arterial blood (PaO2) is</w:t>
+      </w:r>
+    </w:p>
+    <w:p>
+      <w:r>
+        <w:t xml:space="preserve">(a) 80-100 mmHg</w:t>
+      </w:r>
+    </w:p>
+    <w:p>
+      <w:r>
+        <w:t xml:space="preserve">(b) 20-40 mmHg</w:t>
+      </w:r>
+    </w:p>
+    <w:p>
+      <w:r>
+        <w:t xml:space="preserve">(c) 150-200 mmHg</w:t>
+      </w:r>
+    </w:p>
+    <w:p>
+      <w:r>
+        <w:t xml:space="preserve">(d) 300-400 mmHg</w:t>
+      </w:r>
+    </w:p>
+    <w:p>
+      <w:r>
+        <w:t xml:space="preserve">Answer: a</w:t>
+      </w:r>
+    </w:p>
+    <w:p>
+      <w:r>
+        <w:t xml:space="preserve">Solution: ✅ Correct Answer: a</w:t>
+      </w:r>
+    </w:p>
+    <w:p>
+      <w:r>
+        <w:t xml:space="preserve">🧠 Clinical Rationale: Normal PaO2 is 80-100 mmHg on room air; below 60 mmHg indicates respiratory failure (type 1) and requires oxygen therapy.</w:t>
+      </w:r>
+    </w:p>
+    <w:p>
+      <w:r>
+        <w:t xml:space="preserve">❌ Why Not Other Options?</w:t>
+      </w:r>
+    </w:p>
+    <w:p>
+      <w:r>
+        <w:t xml:space="preserve">(b) — 20-40 mmHg is critically hypoxic.</w:t>
+      </w:r>
+    </w:p>
+    <w:p>
+      <w:r>
+        <w:t xml:space="preserve">(c) — 150-200 mmHg occurs only on high oxygen.</w:t>
+      </w:r>
+    </w:p>
+    <w:p>
+      <w:r>
+        <w:t xml:space="preserve">(d) — 300-400 mmHg is not a room-air value.</w:t>
+      </w:r>
+    </w:p>
+    <w:p>
+      <w:r>
+        <w:t xml:space="preserve">⚠️ Exam Trap: ABG anchors — "PaO2 80-100, PaCO2 35-45, pH 7.35-7.45, HCO3 22-26; PaO2 &lt; 60 = respiratory failure" — the four anchors answer most ABG questions.</w:t>
+      </w:r>
+    </w:p>
+    <w:p>
+      <w:r>
+        <w:t xml:space="preserve">💎 PNC Pearl: "PaO2 80-100 on room air; below 60, the lungs are officially failing."</w:t>
+      </w:r>
+    </w:p>
+    <w:p>
+      <w:r>
+        <w:t xml:space="preserve">Positive Marks: 1</w:t>
+      </w:r>
+    </w:p>
+    <w:p>
+      <w:r>
+        <w:t xml:space="preserve">Negative Marks: 0.25</w:t>
+      </w:r>
+    </w:p>
+    <w:p>
+      <w:r>
+        <w:t xml:space="preserve"/>
+      </w:r>
+    </w:p>
+    <w:p>
+      <w:r>
+        <w:t xml:space="preserve">Question: The mineral essential for the formation of hemoglobin is</w:t>
+      </w:r>
+    </w:p>
+    <w:p>
+      <w:r>
+        <w:t xml:space="preserve">(a) Iron</w:t>
+      </w:r>
+    </w:p>
+    <w:p>
+      <w:r>
+        <w:t xml:space="preserve">(b) Calcium</w:t>
+      </w:r>
+    </w:p>
+    <w:p>
+      <w:r>
+        <w:t xml:space="preserve">(c) Iodine</w:t>
+      </w:r>
+    </w:p>
+    <w:p>
+      <w:r>
+        <w:t xml:space="preserve">(d) Fluoride</w:t>
+      </w:r>
+    </w:p>
+    <w:p>
+      <w:r>
+        <w:t xml:space="preserve">Answer: a</w:t>
+      </w:r>
+    </w:p>
+    <w:p>
+      <w:r>
+        <w:t xml:space="preserve">Solution: ✅ Correct Answer: a</w:t>
+      </w:r>
+    </w:p>
+    <w:p>
+      <w:r>
+        <w:t xml:space="preserve">🧠 Clinical Rationale: Iron is the core of the hemoglobin molecule that binds oxygen — its deficiency causes iron deficiency anemia.</w:t>
+      </w:r>
+    </w:p>
+    <w:p>
+      <w:r>
+        <w:t xml:space="preserve">❌ Why Not Other Options?</w:t>
+      </w:r>
+    </w:p>
+    <w:p>
+      <w:r>
+        <w:t xml:space="preserve">(b) — Calcium builds bones.</w:t>
+      </w:r>
+    </w:p>
+    <w:p>
+      <w:r>
+        <w:t xml:space="preserve">(c) — Iodine makes thyroid hormone.</w:t>
+      </w:r>
+    </w:p>
+    <w:p>
+      <w:r>
+        <w:t xml:space="preserve">(d) — Fluoride protects teeth.</w:t>
+      </w:r>
+    </w:p>
+    <w:p>
+      <w:r>
+        <w:t xml:space="preserve">⚠️ Exam Trap: "Iron = hemoglobin; iodine = thyroid; calcium = bones; fluoride = teeth" — the mineral-to-function match is a standard nutrition question.</w:t>
+      </w:r>
+    </w:p>
+    <w:p>
+      <w:r>
+        <w:t xml:space="preserve">💎 PNC Pearl: "Iron sits at hemoglobin's center — no iron, no oxygen cargo."</w:t>
+      </w:r>
+    </w:p>
+    <w:p>
+      <w:r>
+        <w:t xml:space="preserve">Positive Marks: 1</w:t>
+      </w:r>
+    </w:p>
+    <w:p>
+      <w:r>
+        <w:t xml:space="preserve">Negative Marks: 0.25</w:t>
+      </w:r>
+    </w:p>
+    <w:p>
+      <w:r>
+        <w:t xml:space="preserve"/>
+      </w:r>
+    </w:p>
+    <w:p>
+      <w:r>
+        <w:t xml:space="preserve">Question: In disaster management, triage is performed in order to</w:t>
+      </w:r>
+    </w:p>
+    <w:p>
+      <w:r>
+        <w:t xml:space="preserve">(a) Prioritize patients according to the severity of their injuries</w:t>
+      </w:r>
+    </w:p>
+    <w:p>
+      <w:r>
+        <w:t xml:space="preserve">(b) Discharge patients early</w:t>
+      </w:r>
+    </w:p>
+    <w:p>
+      <w:r>
+        <w:t xml:space="preserve">(c) Count available beds</w:t>
+      </w:r>
+    </w:p>
+    <w:p>
+      <w:r>
+        <w:t xml:space="preserve">(d) Distribute food</w:t>
+      </w:r>
+    </w:p>
+    <w:p>
+      <w:r>
+        <w:t xml:space="preserve">Answer: a</w:t>
+      </w:r>
+    </w:p>
+    <w:p>
+      <w:r>
+        <w:t xml:space="preserve">Solution: ✅ Correct Answer: a</w:t>
+      </w:r>
+    </w:p>
+    <w:p>
+      <w:r>
+        <w:t xml:space="preserve">🧠 Clinical Rationale: Triage sorts casualties by severity of injury so that scarce resources — ambulances, OR time, staff — are used for those who benefit most.</w:t>
+      </w:r>
+    </w:p>
+    <w:p>
+      <w:r>
+        <w:t xml:space="preserve">❌ Why Not Other Options?</w:t>
+      </w:r>
+    </w:p>
+    <w:p>
+      <w:r>
+        <w:t xml:space="preserve">(b) — Triage is not about discharge.</w:t>
+      </w:r>
+    </w:p>
+    <w:p>
+      <w:r>
+        <w:t xml:space="preserve">(c) — Bed counting is not triage.</w:t>
+      </w:r>
+    </w:p>
+    <w:p>
+      <w:r>
+        <w:t xml:space="preserve">(d) — Food distribution is not triage.</w:t>
+      </w:r>
+    </w:p>
+    <w:p>
+      <w:r>
+        <w:t xml:space="preserve">⚠️ Exam Trap: "Triage = sort by severity to do the greatest good for the greatest number" — the purpose definition is the disaster-nursing answer.</w:t>
+      </w:r>
+    </w:p>
+    <w:p>
+      <w:r>
+        <w:t xml:space="preserve">💎 PNC Pearl: "Triage spends limited resources where they save the most lives."</w:t>
+      </w:r>
+    </w:p>
+    <w:p>
+      <w:r>
+        <w:t xml:space="preserve">Positive Marks: 1</w:t>
+      </w:r>
+    </w:p>
+    <w:p>
+      <w:r>
+        <w:t xml:space="preserve">Negative Marks: 0.25</w:t>
       </w:r>
     </w:p>
     <w:sectPr>
       <w:pgSz w:w="12240" w:h="15840"/>
-      <w:pgMar w:top="864" w:right="1008" w:bottom="864" w:left="1008" w:header="720" w:footer="720" w:gutter="0"/>
+      <w:pgMar w:top="1440" w:right="1800" w:bottom="1440" w:left="1800" w:header="720" w:footer="720" w:gutter="0"/>
       <w:cols w:space="720"/>
       <w:docGrid w:linePitch="360"/>
     </w:sectPr>
@@ -2535,10 +2065,6 @@
     <w:name w:val="Normal"/>
     <w:qFormat/>
     <w:rsid w:val="00FC693F"/>
-    <w:rPr>
-      <w:rFonts w:ascii="Calibri" w:hAnsi="Calibri"/>
-      <w:sz w:val="22"/>
-    </w:rPr>
   </w:style>
   <w:style w:type="paragraph" w:styleId="Header">
     <w:name w:val="header"/>
